--- a/Interview-notes/Interview_JCL.docx
+++ b/Interview-notes/Interview_JCL.docx
@@ -18,7 +18,2996 @@
           <w:sz w:val="24"/>
           <w:szCs w:val="24"/>
         </w:rPr>
-        <w:t xml:space="preserve">Static and </w:t>
+        <w:t>What is COND parameter?</w:t>
+      </w:r>
+    </w:p>
+    <w:p>
+      <w:pPr>
+        <w:pStyle w:val="ListParagraph"/>
+        <w:numPr>
+          <w:ilvl w:val="1"/>
+          <w:numId w:val="1"/>
+        </w:numPr>
+        <w:spacing w:after="0"/>
+      </w:pPr>
+      <w:r>
+        <w:rPr>
+          <w:b/>
+          <w:bCs/>
+        </w:rPr>
+        <w:t>COND (Condition parameter)</w:t>
+      </w:r>
+      <w:r>
+        <w:t xml:space="preserve"> is used to </w:t>
+      </w:r>
+      <w:r>
+        <w:rPr>
+          <w:b/>
+          <w:bCs/>
+        </w:rPr>
+        <w:t>control the execution of JCL steps</w:t>
+      </w:r>
+      <w:r>
+        <w:t xml:space="preserve"> based on the </w:t>
+      </w:r>
+      <w:r>
+        <w:rPr>
+          <w:b/>
+          <w:bCs/>
+        </w:rPr>
+        <w:t>return code (RC)</w:t>
+      </w:r>
+      <w:r>
+        <w:t xml:space="preserve"> of previous steps.</w:t>
+      </w:r>
+    </w:p>
+    <w:p>
+      <w:pPr>
+        <w:pStyle w:val="ListParagraph"/>
+        <w:spacing w:after="0"/>
+        <w:ind w:left="1440"/>
+      </w:pPr>
+    </w:p>
+    <w:p>
+      <w:pPr>
+        <w:pStyle w:val="ListParagraph"/>
+        <w:numPr>
+          <w:ilvl w:val="0"/>
+          <w:numId w:val="1"/>
+        </w:numPr>
+        <w:spacing w:after="0"/>
+      </w:pPr>
+      <w:r>
+        <w:rPr>
+          <w:b/>
+          <w:bCs/>
+          <w:sz w:val="24"/>
+          <w:szCs w:val="24"/>
+        </w:rPr>
+        <w:t xml:space="preserve"> </w:t>
+      </w:r>
+      <w:r>
+        <w:rPr>
+          <w:b/>
+          <w:bCs/>
+          <w:sz w:val="24"/>
+          <w:szCs w:val="24"/>
+        </w:rPr>
+        <w:t>Where we apply COND parameter?</w:t>
+      </w:r>
+    </w:p>
+    <w:p>
+      <w:pPr>
+        <w:pStyle w:val="ListParagraph"/>
+        <w:numPr>
+          <w:ilvl w:val="1"/>
+          <w:numId w:val="1"/>
+        </w:numPr>
+        <w:spacing w:after="0"/>
+      </w:pPr>
+      <w:r>
+        <w:t xml:space="preserve">We apply </w:t>
+      </w:r>
+      <w:r>
+        <w:rPr>
+          <w:rStyle w:val="Strong"/>
+          <w:rFonts w:eastAsiaTheme="majorEastAsia"/>
+        </w:rPr>
+        <w:t>COND parameter in the EXEC statement of a step</w:t>
+      </w:r>
+      <w:r>
+        <w:t>.</w:t>
+      </w:r>
+    </w:p>
+    <w:p>
+      <w:pPr>
+        <w:pStyle w:val="ListParagraph"/>
+        <w:spacing w:after="0"/>
+        <w:ind w:left="1440"/>
+      </w:pPr>
+    </w:p>
+    <w:p>
+      <w:pPr>
+        <w:pStyle w:val="ListParagraph"/>
+        <w:numPr>
+          <w:ilvl w:val="0"/>
+          <w:numId w:val="1"/>
+        </w:numPr>
+        <w:spacing w:after="0"/>
+      </w:pPr>
+      <w:r>
+        <w:rPr>
+          <w:b/>
+          <w:bCs/>
+          <w:sz w:val="24"/>
+          <w:szCs w:val="24"/>
+        </w:rPr>
+        <w:t>What is the use of COND parameter?</w:t>
+      </w:r>
+    </w:p>
+    <w:p>
+      <w:pPr>
+        <w:pStyle w:val="ListParagraph"/>
+        <w:numPr>
+          <w:ilvl w:val="1"/>
+          <w:numId w:val="1"/>
+        </w:numPr>
+        <w:spacing w:after="0"/>
+      </w:pPr>
+      <w:r>
+        <w:t>To control job flow</w:t>
+      </w:r>
+    </w:p>
+    <w:p>
+      <w:pPr>
+        <w:pStyle w:val="ListParagraph"/>
+        <w:numPr>
+          <w:ilvl w:val="1"/>
+          <w:numId w:val="1"/>
+        </w:numPr>
+        <w:spacing w:after="0"/>
+      </w:pPr>
+      <w:r>
+        <w:t>To skip steps based on return code</w:t>
+      </w:r>
+    </w:p>
+    <w:p>
+      <w:pPr>
+        <w:pStyle w:val="ListParagraph"/>
+        <w:numPr>
+          <w:ilvl w:val="1"/>
+          <w:numId w:val="1"/>
+        </w:numPr>
+        <w:spacing w:after="0"/>
+      </w:pPr>
+      <w:r>
+        <w:t>To prevent unnecessary execution</w:t>
+      </w:r>
+    </w:p>
+    <w:p>
+      <w:pPr>
+        <w:pStyle w:val="ListParagraph"/>
+        <w:numPr>
+          <w:ilvl w:val="1"/>
+          <w:numId w:val="1"/>
+        </w:numPr>
+        <w:spacing w:after="0"/>
+      </w:pPr>
+      <w:r>
+        <w:t>To handle error-based execution</w:t>
+      </w:r>
+    </w:p>
+    <w:p>
+      <w:pPr>
+        <w:pStyle w:val="ListParagraph"/>
+        <w:spacing w:after="0"/>
+        <w:ind w:left="1440"/>
+      </w:pPr>
+    </w:p>
+    <w:p>
+      <w:pPr>
+        <w:pStyle w:val="ListParagraph"/>
+        <w:numPr>
+          <w:ilvl w:val="0"/>
+          <w:numId w:val="1"/>
+        </w:numPr>
+        <w:spacing w:after="0"/>
+      </w:pPr>
+      <w:r>
+        <w:rPr>
+          <w:b/>
+          <w:bCs/>
+          <w:sz w:val="24"/>
+          <w:szCs w:val="24"/>
+        </w:rPr>
+        <w:t>How to execute STEP2/STEP3 only from JCL?</w:t>
+      </w:r>
+    </w:p>
+    <w:p>
+      <w:pPr>
+        <w:pStyle w:val="ListParagraph"/>
+        <w:numPr>
+          <w:ilvl w:val="1"/>
+          <w:numId w:val="1"/>
+        </w:numPr>
+        <w:spacing w:after="0"/>
+      </w:pPr>
+      <w:r>
+        <w:t>//STEP1 EXEC PGM=PROG</w:t>
+      </w:r>
+      <w:proofErr w:type="gramStart"/>
+      <w:r>
+        <w:t>1,COND</w:t>
+      </w:r>
+      <w:proofErr w:type="gramEnd"/>
+      <w:r>
+        <w:t>=(</w:t>
+      </w:r>
+      <w:proofErr w:type="gramStart"/>
+      <w:r>
+        <w:t>0,EQ</w:t>
+      </w:r>
+      <w:proofErr w:type="gramEnd"/>
+      <w:r>
+        <w:t>)</w:t>
+      </w:r>
+      <w:r>
+        <w:t xml:space="preserve"> (</w:t>
+      </w:r>
+      <w:r>
+        <w:t>System assumes previous return code (RC) = 0</w:t>
+      </w:r>
+      <w:r>
+        <w:t>)</w:t>
+      </w:r>
+      <w:r>
+        <w:br/>
+        <w:t>//STEP2 EXEC PGM=PROG2</w:t>
+      </w:r>
+      <w:r>
+        <w:br/>
+        <w:t>//STEP3 EXEC PGM=PROG3</w:t>
+      </w:r>
+    </w:p>
+    <w:p>
+      <w:pPr>
+        <w:pStyle w:val="ListParagraph"/>
+        <w:spacing w:after="0"/>
+        <w:ind w:left="1440"/>
+      </w:pPr>
+    </w:p>
+    <w:p>
+      <w:pPr>
+        <w:pStyle w:val="ListParagraph"/>
+        <w:numPr>
+          <w:ilvl w:val="1"/>
+          <w:numId w:val="1"/>
+        </w:numPr>
+        <w:spacing w:after="0"/>
+      </w:pPr>
+      <w:r>
+        <w:t>// IF (1 = 2) THEN</w:t>
+      </w:r>
+      <w:r>
+        <w:br/>
+        <w:t>//STEP1 EXEC PGM=PROG1</w:t>
+      </w:r>
+      <w:r>
+        <w:br/>
+        <w:t>// ENDIF</w:t>
+      </w:r>
+      <w:r>
+        <w:br/>
+        <w:t>//STEP2 EXEC PGM=PROG2</w:t>
+      </w:r>
+      <w:r>
+        <w:br/>
+        <w:t>//STEP3 EXEC PGM=PROG3</w:t>
+      </w:r>
+    </w:p>
+    <w:p>
+      <w:pPr>
+        <w:spacing w:after="0"/>
+      </w:pPr>
+    </w:p>
+    <w:p>
+      <w:pPr>
+        <w:pStyle w:val="ListParagraph"/>
+        <w:numPr>
+          <w:ilvl w:val="1"/>
+          <w:numId w:val="1"/>
+        </w:numPr>
+        <w:spacing w:after="0"/>
+      </w:pPr>
+      <w:r>
+        <w:t>//*STEP1 EXEC PGM=PROG1</w:t>
+      </w:r>
+      <w:r>
+        <w:br/>
+        <w:t>//STEP2 EXEC PGM=PROG2</w:t>
+      </w:r>
+      <w:r>
+        <w:br/>
+        <w:t>//STEP3 EXEC PGM=PROG3</w:t>
+      </w:r>
+    </w:p>
+    <w:p>
+      <w:pPr>
+        <w:pStyle w:val="ListParagraph"/>
+      </w:pPr>
+    </w:p>
+    <w:p>
+      <w:pPr>
+        <w:pStyle w:val="ListParagraph"/>
+        <w:numPr>
+          <w:ilvl w:val="0"/>
+          <w:numId w:val="1"/>
+        </w:numPr>
+        <w:spacing w:after="0"/>
+        <w:rPr>
+          <w:b/>
+          <w:bCs/>
+        </w:rPr>
+      </w:pPr>
+      <w:r>
+        <w:rPr>
+          <w:b/>
+          <w:bCs/>
+        </w:rPr>
+        <w:t>How to mention condition to execute STEP2 only if STEP1 RC 0?</w:t>
+      </w:r>
+    </w:p>
+    <w:p>
+      <w:pPr>
+        <w:pStyle w:val="ListParagraph"/>
+        <w:numPr>
+          <w:ilvl w:val="1"/>
+          <w:numId w:val="1"/>
+        </w:numPr>
+        <w:spacing w:after="0"/>
+      </w:pPr>
+      <w:r>
+        <w:t>//STEP2 EXEC PGM=PROG</w:t>
+      </w:r>
+      <w:proofErr w:type="gramStart"/>
+      <w:r>
+        <w:t>2</w:t>
+      </w:r>
+      <w:r>
+        <w:t>,COND</w:t>
+      </w:r>
+      <w:proofErr w:type="gramEnd"/>
+      <w:r>
+        <w:t>=(</w:t>
+      </w:r>
+      <w:proofErr w:type="gramStart"/>
+      <w:r>
+        <w:t>4,LT</w:t>
+      </w:r>
+      <w:proofErr w:type="gramEnd"/>
+      <w:r>
+        <w:t>)</w:t>
+      </w:r>
+    </w:p>
+    <w:p>
+      <w:pPr>
+        <w:pStyle w:val="ListParagraph"/>
+        <w:spacing w:after="0"/>
+        <w:ind w:left="1440"/>
+      </w:pPr>
+    </w:p>
+    <w:p>
+      <w:pPr>
+        <w:pStyle w:val="ListParagraph"/>
+        <w:numPr>
+          <w:ilvl w:val="0"/>
+          <w:numId w:val="1"/>
+        </w:numPr>
+        <w:spacing w:after="0"/>
+        <w:rPr>
+          <w:b/>
+          <w:bCs/>
+        </w:rPr>
+      </w:pPr>
+      <w:r>
+        <w:rPr>
+          <w:b/>
+          <w:bCs/>
+        </w:rPr>
+        <w:t xml:space="preserve">I don't want to execute step 2 and step 4 at any cost. How to write condition parameter to </w:t>
+      </w:r>
+      <w:proofErr w:type="spellStart"/>
+      <w:r>
+        <w:rPr>
+          <w:b/>
+          <w:bCs/>
+        </w:rPr>
+        <w:t>fulfill</w:t>
+      </w:r>
+      <w:proofErr w:type="spellEnd"/>
+      <w:r>
+        <w:rPr>
+          <w:b/>
+          <w:bCs/>
+        </w:rPr>
+        <w:t xml:space="preserve"> the above requirement?</w:t>
+      </w:r>
+    </w:p>
+    <w:p>
+      <w:pPr>
+        <w:pStyle w:val="ListParagraph"/>
+        <w:numPr>
+          <w:ilvl w:val="1"/>
+          <w:numId w:val="1"/>
+        </w:numPr>
+        <w:spacing w:after="0"/>
+      </w:pPr>
+      <w:r>
+        <w:t>//STEP2 EXEC PGM=PROG</w:t>
+      </w:r>
+      <w:proofErr w:type="gramStart"/>
+      <w:r>
+        <w:t>2,COND</w:t>
+      </w:r>
+      <w:proofErr w:type="gramEnd"/>
+      <w:r>
+        <w:t>=(</w:t>
+      </w:r>
+      <w:proofErr w:type="gramStart"/>
+      <w:r>
+        <w:t>0,LE</w:t>
+      </w:r>
+      <w:proofErr w:type="gramEnd"/>
+      <w:r>
+        <w:t>)</w:t>
+      </w:r>
+      <w:r>
+        <w:br/>
+        <w:t>//STEP4 EXEC PGM=PROG</w:t>
+      </w:r>
+      <w:proofErr w:type="gramStart"/>
+      <w:r>
+        <w:t>4,COND</w:t>
+      </w:r>
+      <w:proofErr w:type="gramEnd"/>
+      <w:r>
+        <w:t>=(</w:t>
+      </w:r>
+      <w:proofErr w:type="gramStart"/>
+      <w:r>
+        <w:t>0,LE</w:t>
+      </w:r>
+      <w:proofErr w:type="gramEnd"/>
+      <w:r>
+        <w:t>)</w:t>
+      </w:r>
+    </w:p>
+    <w:p>
+      <w:pPr>
+        <w:pStyle w:val="ListParagraph"/>
+        <w:numPr>
+          <w:ilvl w:val="1"/>
+          <w:numId w:val="1"/>
+        </w:numPr>
+        <w:spacing w:after="0"/>
+      </w:pPr>
+      <w:r>
+        <w:t>Use IF condition</w:t>
+      </w:r>
+    </w:p>
+    <w:p>
+      <w:pPr>
+        <w:pStyle w:val="ListParagraph"/>
+        <w:numPr>
+          <w:ilvl w:val="1"/>
+          <w:numId w:val="1"/>
+        </w:numPr>
+        <w:spacing w:after="0"/>
+      </w:pPr>
+      <w:r>
+        <w:t>Comment STEP2 and STEP4</w:t>
+      </w:r>
+    </w:p>
+    <w:p>
+      <w:pPr>
+        <w:pStyle w:val="ListParagraph"/>
+        <w:spacing w:after="0"/>
+        <w:ind w:left="1440"/>
+      </w:pPr>
+    </w:p>
+    <w:p>
+      <w:pPr>
+        <w:pStyle w:val="ListParagraph"/>
+        <w:numPr>
+          <w:ilvl w:val="0"/>
+          <w:numId w:val="1"/>
+        </w:numPr>
+        <w:spacing w:after="0"/>
+        <w:rPr>
+          <w:b/>
+          <w:bCs/>
+        </w:rPr>
+      </w:pPr>
+      <w:r>
+        <w:rPr>
+          <w:b/>
+          <w:bCs/>
+        </w:rPr>
+        <w:t xml:space="preserve">I want to execute step 2 and step 4 at any cost. How to write condition parameter to </w:t>
+      </w:r>
+      <w:proofErr w:type="spellStart"/>
+      <w:r>
+        <w:rPr>
+          <w:b/>
+          <w:bCs/>
+        </w:rPr>
+        <w:t>fulfill</w:t>
+      </w:r>
+      <w:proofErr w:type="spellEnd"/>
+      <w:r>
+        <w:rPr>
+          <w:b/>
+          <w:bCs/>
+        </w:rPr>
+        <w:t xml:space="preserve"> the above requirement?</w:t>
+      </w:r>
+    </w:p>
+    <w:p>
+      <w:pPr>
+        <w:pStyle w:val="ListParagraph"/>
+        <w:numPr>
+          <w:ilvl w:val="1"/>
+          <w:numId w:val="1"/>
+        </w:numPr>
+        <w:spacing w:after="0"/>
+      </w:pPr>
+      <w:r>
+        <w:t>//STEP2 EXEC PGM=PROG</w:t>
+      </w:r>
+      <w:proofErr w:type="gramStart"/>
+      <w:r>
+        <w:t>2,COND</w:t>
+      </w:r>
+      <w:proofErr w:type="gramEnd"/>
+      <w:r>
+        <w:t>=(</w:t>
+      </w:r>
+      <w:proofErr w:type="gramStart"/>
+      <w:r>
+        <w:t>0,</w:t>
+      </w:r>
+      <w:r>
+        <w:t>GE</w:t>
+      </w:r>
+      <w:proofErr w:type="gramEnd"/>
+      <w:r>
+        <w:t>)</w:t>
+      </w:r>
+      <w:r>
+        <w:br/>
+        <w:t>//STEP4 EXEC PGM=PROG</w:t>
+      </w:r>
+      <w:proofErr w:type="gramStart"/>
+      <w:r>
+        <w:t>4,COND</w:t>
+      </w:r>
+      <w:proofErr w:type="gramEnd"/>
+      <w:r>
+        <w:t>=(</w:t>
+      </w:r>
+      <w:proofErr w:type="gramStart"/>
+      <w:r>
+        <w:t>0,</w:t>
+      </w:r>
+      <w:r>
+        <w:t>G</w:t>
+      </w:r>
+      <w:r>
+        <w:t>E</w:t>
+      </w:r>
+      <w:proofErr w:type="gramEnd"/>
+      <w:r>
+        <w:t>)</w:t>
+      </w:r>
+      <w:r>
+        <w:br/>
+      </w:r>
+    </w:p>
+    <w:p>
+      <w:pPr>
+        <w:pStyle w:val="ListParagraph"/>
+        <w:numPr>
+          <w:ilvl w:val="0"/>
+          <w:numId w:val="1"/>
+        </w:numPr>
+        <w:spacing w:after="0"/>
+        <w:rPr>
+          <w:b/>
+          <w:bCs/>
+        </w:rPr>
+      </w:pPr>
+      <w:r>
+        <w:rPr>
+          <w:b/>
+          <w:bCs/>
+        </w:rPr>
+        <w:t>STEP2 should execute if STEP1 RC 00 or less than 04. How to mention COND parameter?</w:t>
+      </w:r>
+    </w:p>
+    <w:p>
+      <w:pPr>
+        <w:pStyle w:val="ListParagraph"/>
+        <w:numPr>
+          <w:ilvl w:val="1"/>
+          <w:numId w:val="1"/>
+        </w:numPr>
+        <w:spacing w:after="0"/>
+      </w:pPr>
+      <w:r>
+        <w:t>//STEP2 EXEC PGM=PROG</w:t>
+      </w:r>
+      <w:proofErr w:type="gramStart"/>
+      <w:r>
+        <w:t>2,COND</w:t>
+      </w:r>
+      <w:proofErr w:type="gramEnd"/>
+      <w:r>
+        <w:t>=(</w:t>
+      </w:r>
+      <w:proofErr w:type="gramStart"/>
+      <w:r>
+        <w:t>04,LE</w:t>
+      </w:r>
+      <w:proofErr w:type="gramEnd"/>
+      <w:r>
+        <w:t>)</w:t>
+      </w:r>
+    </w:p>
+    <w:p>
+      <w:pPr>
+        <w:pStyle w:val="ListParagraph"/>
+        <w:spacing w:after="0"/>
+        <w:ind w:left="1440"/>
+      </w:pPr>
+    </w:p>
+    <w:p>
+      <w:pPr>
+        <w:pStyle w:val="ListParagraph"/>
+        <w:numPr>
+          <w:ilvl w:val="1"/>
+          <w:numId w:val="1"/>
+        </w:numPr>
+        <w:spacing w:after="0"/>
+      </w:pPr>
+      <w:r>
+        <w:t>// IF (STEP1.RC &lt; 4) THEN</w:t>
+      </w:r>
+      <w:r>
+        <w:br/>
+        <w:t>//STEP2 EXEC PGM=PROG2</w:t>
+      </w:r>
+      <w:r>
+        <w:br/>
+        <w:t>// ENDI</w:t>
+      </w:r>
+      <w:r>
+        <w:t>F</w:t>
+      </w:r>
+    </w:p>
+    <w:p>
+      <w:pPr>
+        <w:pStyle w:val="ListParagraph"/>
+      </w:pPr>
+    </w:p>
+    <w:p>
+      <w:pPr>
+        <w:pStyle w:val="ListParagraph"/>
+        <w:numPr>
+          <w:ilvl w:val="0"/>
+          <w:numId w:val="1"/>
+        </w:numPr>
+        <w:spacing w:after="0"/>
+        <w:rPr>
+          <w:b/>
+          <w:bCs/>
+        </w:rPr>
+      </w:pPr>
+      <w:r>
+        <w:rPr>
+          <w:b/>
+          <w:bCs/>
+        </w:rPr>
+        <w:t>What is MAXCC (Maximum Condition Code) and RC (Return Code)?</w:t>
+      </w:r>
+    </w:p>
+    <w:p>
+      <w:pPr>
+        <w:pStyle w:val="ListParagraph"/>
+        <w:numPr>
+          <w:ilvl w:val="1"/>
+          <w:numId w:val="1"/>
+        </w:numPr>
+        <w:spacing w:after="0"/>
+      </w:pPr>
+      <w:r>
+        <w:t>MAXCC: It is the highest return code encountered in the job so far.</w:t>
+      </w:r>
+    </w:p>
+    <w:p>
+      <w:pPr>
+        <w:pStyle w:val="ListParagraph"/>
+        <w:numPr>
+          <w:ilvl w:val="1"/>
+          <w:numId w:val="1"/>
+        </w:numPr>
+        <w:spacing w:after="0"/>
+      </w:pPr>
+      <w:r>
+        <w:lastRenderedPageBreak/>
+        <w:t>RC: It is the status code returned by a program or step after execution.</w:t>
+      </w:r>
+    </w:p>
+    <w:p>
+      <w:pPr>
+        <w:spacing w:after="0"/>
+      </w:pPr>
+    </w:p>
+    <w:p>
+      <w:pPr>
+        <w:pStyle w:val="ListParagraph"/>
+        <w:numPr>
+          <w:ilvl w:val="0"/>
+          <w:numId w:val="1"/>
+        </w:numPr>
+        <w:spacing w:after="0"/>
+        <w:rPr>
+          <w:b/>
+          <w:bCs/>
+        </w:rPr>
+      </w:pPr>
+      <w:r>
+        <w:rPr>
+          <w:b/>
+          <w:bCs/>
+        </w:rPr>
+        <w:t>C</w:t>
+      </w:r>
+      <w:r>
+        <w:rPr>
+          <w:b/>
+          <w:bCs/>
+        </w:rPr>
+        <w:t xml:space="preserve">an we skip all steps in JCL by giving COND in </w:t>
+      </w:r>
+      <w:proofErr w:type="spellStart"/>
+      <w:r>
+        <w:rPr>
+          <w:b/>
+          <w:bCs/>
+        </w:rPr>
+        <w:t>jobcard</w:t>
+      </w:r>
+      <w:proofErr w:type="spellEnd"/>
+      <w:r>
+        <w:rPr>
+          <w:b/>
+          <w:bCs/>
+        </w:rPr>
+        <w:t>?</w:t>
+      </w:r>
+    </w:p>
+    <w:p>
+      <w:pPr>
+        <w:pStyle w:val="ListParagraph"/>
+        <w:numPr>
+          <w:ilvl w:val="1"/>
+          <w:numId w:val="1"/>
+        </w:numPr>
+        <w:spacing w:after="0"/>
+      </w:pPr>
+      <w:r>
+        <w:t>//</w:t>
+      </w:r>
+      <w:r>
+        <w:t>JOBCARD</w:t>
+      </w:r>
+      <w:r>
+        <w:t xml:space="preserve"> JOB </w:t>
+      </w:r>
+      <w:proofErr w:type="gramStart"/>
+      <w:r>
+        <w:t>...,COND</w:t>
+      </w:r>
+      <w:proofErr w:type="gramEnd"/>
+      <w:r>
+        <w:t>=(</w:t>
+      </w:r>
+      <w:proofErr w:type="gramStart"/>
+      <w:r>
+        <w:t>0,LE</w:t>
+      </w:r>
+      <w:proofErr w:type="gramEnd"/>
+      <w:r>
+        <w:t>)</w:t>
+      </w:r>
+    </w:p>
+    <w:p>
+      <w:pPr>
+        <w:pStyle w:val="ListParagraph"/>
+        <w:spacing w:after="0"/>
+        <w:ind w:left="1440"/>
+      </w:pPr>
+    </w:p>
+    <w:p>
+      <w:pPr>
+        <w:pStyle w:val="ListParagraph"/>
+        <w:numPr>
+          <w:ilvl w:val="0"/>
+          <w:numId w:val="1"/>
+        </w:numPr>
+        <w:spacing w:after="0"/>
+        <w:rPr>
+          <w:b/>
+          <w:bCs/>
+        </w:rPr>
+      </w:pPr>
+      <w:r>
+        <w:rPr>
+          <w:b/>
+          <w:bCs/>
+        </w:rPr>
+        <w:t>What is JCL error, RC, MAXCC, Abend? When user abend and system abend occurs?</w:t>
+      </w:r>
+    </w:p>
+    <w:p>
+      <w:pPr>
+        <w:pStyle w:val="ListParagraph"/>
+        <w:numPr>
+          <w:ilvl w:val="1"/>
+          <w:numId w:val="1"/>
+        </w:numPr>
+        <w:spacing w:after="0"/>
+      </w:pPr>
+      <w:r>
+        <w:t>A JCL Error occurs when there is a syntax mistake in JCL.</w:t>
+      </w:r>
+    </w:p>
+    <w:p>
+      <w:pPr>
+        <w:pStyle w:val="ListParagraph"/>
+        <w:numPr>
+          <w:ilvl w:val="1"/>
+          <w:numId w:val="1"/>
+        </w:numPr>
+        <w:spacing w:after="0"/>
+      </w:pPr>
+      <w:r>
+        <w:t xml:space="preserve">Abnormal End </w:t>
+      </w:r>
+      <w:r>
+        <w:t>It occurs when a program terminates unexpectedly.</w:t>
+      </w:r>
+      <w:r>
+        <w:t xml:space="preserve"> </w:t>
+      </w:r>
+      <w:proofErr w:type="spellStart"/>
+      <w:r>
+        <w:t>Sxxx</w:t>
+      </w:r>
+      <w:proofErr w:type="spellEnd"/>
+      <w:r>
+        <w:t xml:space="preserve"> (System Abend)</w:t>
+      </w:r>
+      <w:r>
+        <w:t xml:space="preserve">, </w:t>
+      </w:r>
+      <w:proofErr w:type="spellStart"/>
+      <w:r>
+        <w:t>Uxxxx</w:t>
+      </w:r>
+      <w:proofErr w:type="spellEnd"/>
+      <w:r>
+        <w:t xml:space="preserve"> (User Abend)</w:t>
+      </w:r>
+    </w:p>
+    <w:p>
+      <w:pPr>
+        <w:pStyle w:val="ListParagraph"/>
+        <w:numPr>
+          <w:ilvl w:val="1"/>
+          <w:numId w:val="1"/>
+        </w:numPr>
+        <w:spacing w:after="0"/>
+      </w:pPr>
+      <w:r>
+        <w:t>User Abend (</w:t>
+      </w:r>
+      <w:proofErr w:type="spellStart"/>
+      <w:r>
+        <w:t>Uxxxx</w:t>
+      </w:r>
+      <w:proofErr w:type="spellEnd"/>
+      <w:r>
+        <w:t>) happens when:</w:t>
+      </w:r>
+    </w:p>
+    <w:p>
+      <w:pPr>
+        <w:pStyle w:val="ListParagraph"/>
+        <w:numPr>
+          <w:ilvl w:val="2"/>
+          <w:numId w:val="1"/>
+        </w:numPr>
+        <w:spacing w:after="0"/>
+      </w:pPr>
+      <w:r>
+        <w:t>Programmer explicitly forces abend</w:t>
+      </w:r>
+    </w:p>
+    <w:p>
+      <w:pPr>
+        <w:pStyle w:val="ListParagraph"/>
+        <w:numPr>
+          <w:ilvl w:val="2"/>
+          <w:numId w:val="1"/>
+        </w:numPr>
+        <w:spacing w:after="0"/>
+      </w:pPr>
+      <w:r>
+        <w:t>COBOL program issues STOP RUN with error</w:t>
+      </w:r>
+    </w:p>
+    <w:p>
+      <w:pPr>
+        <w:pStyle w:val="ListParagraph"/>
+        <w:numPr>
+          <w:ilvl w:val="2"/>
+          <w:numId w:val="1"/>
+        </w:numPr>
+        <w:spacing w:after="0"/>
+      </w:pPr>
+      <w:r>
+        <w:t>Utility program forces termination</w:t>
+      </w:r>
+    </w:p>
+    <w:p>
+      <w:pPr>
+        <w:pStyle w:val="ListParagraph"/>
+        <w:numPr>
+          <w:ilvl w:val="2"/>
+          <w:numId w:val="1"/>
+        </w:numPr>
+        <w:spacing w:after="0"/>
+      </w:pPr>
+      <w:r>
+        <w:t>Application logic detects critical issue</w:t>
+      </w:r>
+    </w:p>
+    <w:p>
+      <w:pPr>
+        <w:pStyle w:val="ListParagraph"/>
+        <w:numPr>
+          <w:ilvl w:val="1"/>
+          <w:numId w:val="1"/>
+        </w:numPr>
+        <w:spacing w:after="0"/>
+      </w:pPr>
+      <w:r>
+        <w:t>System Abend (</w:t>
+      </w:r>
+      <w:proofErr w:type="spellStart"/>
+      <w:r>
+        <w:t>Sxxx</w:t>
+      </w:r>
+      <w:proofErr w:type="spellEnd"/>
+      <w:r>
+        <w:t>)</w:t>
+      </w:r>
+    </w:p>
+    <w:p>
+      <w:pPr>
+        <w:pStyle w:val="NormalWeb"/>
+        <w:numPr>
+          <w:ilvl w:val="2"/>
+          <w:numId w:val="1"/>
+        </w:numPr>
+        <w:rPr>
+          <w:rFonts w:asciiTheme="minorHAnsi" w:eastAsiaTheme="minorHAnsi" w:hAnsiTheme="minorHAnsi" w:cstheme="minorBidi"/>
+          <w:kern w:val="2"/>
+          <w:sz w:val="22"/>
+          <w:szCs w:val="22"/>
+          <w:lang w:eastAsia="en-US"/>
+          <w14:ligatures w14:val="standardContextual"/>
+        </w:rPr>
+      </w:pPr>
+      <w:r>
+        <w:rPr>
+          <w:rFonts w:asciiTheme="minorHAnsi" w:eastAsiaTheme="minorHAnsi" w:hAnsiTheme="minorHAnsi" w:cstheme="minorBidi"/>
+          <w:kern w:val="2"/>
+          <w:sz w:val="22"/>
+          <w:szCs w:val="22"/>
+          <w:lang w:eastAsia="en-US"/>
+          <w14:ligatures w14:val="standardContextual"/>
+        </w:rPr>
+        <w:t>Data exception (S0C7)</w:t>
+      </w:r>
+    </w:p>
+    <w:p>
+      <w:pPr>
+        <w:pStyle w:val="NormalWeb"/>
+        <w:numPr>
+          <w:ilvl w:val="2"/>
+          <w:numId w:val="1"/>
+        </w:numPr>
+        <w:rPr>
+          <w:rFonts w:asciiTheme="minorHAnsi" w:eastAsiaTheme="minorHAnsi" w:hAnsiTheme="minorHAnsi" w:cstheme="minorBidi"/>
+          <w:kern w:val="2"/>
+          <w:sz w:val="22"/>
+          <w:szCs w:val="22"/>
+          <w:lang w:eastAsia="en-US"/>
+          <w14:ligatures w14:val="standardContextual"/>
+        </w:rPr>
+      </w:pPr>
+      <w:r>
+        <w:rPr>
+          <w:rFonts w:asciiTheme="minorHAnsi" w:eastAsiaTheme="minorHAnsi" w:hAnsiTheme="minorHAnsi" w:cstheme="minorBidi"/>
+          <w:kern w:val="2"/>
+          <w:sz w:val="22"/>
+          <w:szCs w:val="22"/>
+          <w:lang w:eastAsia="en-US"/>
+          <w14:ligatures w14:val="standardContextual"/>
+        </w:rPr>
+        <w:t>Protection exception (S0C4)</w:t>
+      </w:r>
+    </w:p>
+    <w:p>
+      <w:pPr>
+        <w:pStyle w:val="NormalWeb"/>
+        <w:numPr>
+          <w:ilvl w:val="2"/>
+          <w:numId w:val="1"/>
+        </w:numPr>
+        <w:rPr>
+          <w:rFonts w:asciiTheme="minorHAnsi" w:eastAsiaTheme="minorHAnsi" w:hAnsiTheme="minorHAnsi" w:cstheme="minorBidi"/>
+          <w:kern w:val="2"/>
+          <w:sz w:val="22"/>
+          <w:szCs w:val="22"/>
+          <w:lang w:eastAsia="en-US"/>
+          <w14:ligatures w14:val="standardContextual"/>
+        </w:rPr>
+      </w:pPr>
+      <w:r>
+        <w:rPr>
+          <w:rFonts w:asciiTheme="minorHAnsi" w:eastAsiaTheme="minorHAnsi" w:hAnsiTheme="minorHAnsi" w:cstheme="minorBidi"/>
+          <w:kern w:val="2"/>
+          <w:sz w:val="22"/>
+          <w:szCs w:val="22"/>
+          <w:lang w:eastAsia="en-US"/>
+          <w14:ligatures w14:val="standardContextual"/>
+        </w:rPr>
+        <w:t>Divide by zero</w:t>
+      </w:r>
+    </w:p>
+    <w:p>
+      <w:pPr>
+        <w:pStyle w:val="NormalWeb"/>
+        <w:numPr>
+          <w:ilvl w:val="2"/>
+          <w:numId w:val="1"/>
+        </w:numPr>
+        <w:rPr>
+          <w:rFonts w:asciiTheme="minorHAnsi" w:eastAsiaTheme="minorHAnsi" w:hAnsiTheme="minorHAnsi" w:cstheme="minorBidi"/>
+          <w:kern w:val="2"/>
+          <w:sz w:val="22"/>
+          <w:szCs w:val="22"/>
+          <w:lang w:eastAsia="en-US"/>
+          <w14:ligatures w14:val="standardContextual"/>
+        </w:rPr>
+      </w:pPr>
+      <w:r>
+        <w:rPr>
+          <w:rFonts w:asciiTheme="minorHAnsi" w:eastAsiaTheme="minorHAnsi" w:hAnsiTheme="minorHAnsi" w:cstheme="minorBidi"/>
+          <w:kern w:val="2"/>
+          <w:sz w:val="22"/>
+          <w:szCs w:val="22"/>
+          <w:lang w:eastAsia="en-US"/>
+          <w14:ligatures w14:val="standardContextual"/>
+        </w:rPr>
+        <w:t>File not found</w:t>
+      </w:r>
+    </w:p>
+    <w:p>
+      <w:pPr>
+        <w:pStyle w:val="NormalWeb"/>
+        <w:numPr>
+          <w:ilvl w:val="2"/>
+          <w:numId w:val="1"/>
+        </w:numPr>
+        <w:rPr>
+          <w:rFonts w:asciiTheme="minorHAnsi" w:eastAsiaTheme="minorHAnsi" w:hAnsiTheme="minorHAnsi" w:cstheme="minorBidi"/>
+          <w:kern w:val="2"/>
+          <w:sz w:val="22"/>
+          <w:szCs w:val="22"/>
+          <w:lang w:eastAsia="en-US"/>
+          <w14:ligatures w14:val="standardContextual"/>
+        </w:rPr>
+      </w:pPr>
+      <w:r>
+        <w:rPr>
+          <w:rFonts w:asciiTheme="minorHAnsi" w:eastAsiaTheme="minorHAnsi" w:hAnsiTheme="minorHAnsi" w:cstheme="minorBidi"/>
+          <w:kern w:val="2"/>
+          <w:sz w:val="22"/>
+          <w:szCs w:val="22"/>
+          <w:lang w:eastAsia="en-US"/>
+          <w14:ligatures w14:val="standardContextual"/>
+        </w:rPr>
+        <w:t>Storage violation</w:t>
+      </w:r>
+    </w:p>
+    <w:p>
+      <w:pPr>
+        <w:pStyle w:val="NormalWeb"/>
+        <w:numPr>
+          <w:ilvl w:val="2"/>
+          <w:numId w:val="1"/>
+        </w:numPr>
+        <w:rPr>
+          <w:rFonts w:asciiTheme="minorHAnsi" w:eastAsiaTheme="minorHAnsi" w:hAnsiTheme="minorHAnsi" w:cstheme="minorBidi"/>
+          <w:kern w:val="2"/>
+          <w:sz w:val="22"/>
+          <w:szCs w:val="22"/>
+          <w:lang w:eastAsia="en-US"/>
+          <w14:ligatures w14:val="standardContextual"/>
+        </w:rPr>
+      </w:pPr>
+      <w:r>
+        <w:rPr>
+          <w:rFonts w:asciiTheme="minorHAnsi" w:eastAsiaTheme="minorHAnsi" w:hAnsiTheme="minorHAnsi" w:cstheme="minorBidi"/>
+          <w:kern w:val="2"/>
+          <w:sz w:val="22"/>
+          <w:szCs w:val="22"/>
+          <w:lang w:eastAsia="en-US"/>
+          <w14:ligatures w14:val="standardContextual"/>
+        </w:rPr>
+        <w:t>DB2 crash</w:t>
+      </w:r>
+    </w:p>
+    <w:p>
+      <w:pPr>
+        <w:pStyle w:val="NormalWeb"/>
+        <w:spacing w:before="0" w:beforeAutospacing="0" w:after="0" w:afterAutospacing="0"/>
+        <w:ind w:left="2160"/>
+        <w:rPr>
+          <w:rFonts w:asciiTheme="minorHAnsi" w:eastAsiaTheme="minorHAnsi" w:hAnsiTheme="minorHAnsi" w:cstheme="minorBidi"/>
+          <w:kern w:val="2"/>
+          <w:sz w:val="22"/>
+          <w:szCs w:val="22"/>
+          <w:lang w:eastAsia="en-US"/>
+          <w14:ligatures w14:val="standardContextual"/>
+        </w:rPr>
+      </w:pPr>
+    </w:p>
+    <w:p>
+      <w:pPr>
+        <w:pStyle w:val="ListParagraph"/>
+        <w:numPr>
+          <w:ilvl w:val="0"/>
+          <w:numId w:val="1"/>
+        </w:numPr>
+        <w:spacing w:after="0"/>
+        <w:rPr>
+          <w:b/>
+          <w:bCs/>
+        </w:rPr>
+      </w:pPr>
+      <w:r>
+        <w:rPr>
+          <w:b/>
+          <w:bCs/>
+        </w:rPr>
+        <w:t>EVEN and ONLY?</w:t>
+      </w:r>
+    </w:p>
+    <w:p>
+      <w:pPr>
+        <w:pStyle w:val="ListParagraph"/>
+        <w:numPr>
+          <w:ilvl w:val="1"/>
+          <w:numId w:val="1"/>
+        </w:numPr>
+        <w:spacing w:after="0"/>
+      </w:pPr>
+      <w:r>
+        <w:t xml:space="preserve">EVEN: </w:t>
+      </w:r>
+      <w:r>
+        <w:t>Execute the step EVEN IF previous step ABENDED.</w:t>
+      </w:r>
+      <w:r>
+        <w:t xml:space="preserve"> </w:t>
+      </w:r>
+    </w:p>
+    <w:p>
+      <w:pPr>
+        <w:pStyle w:val="NormalWeb"/>
+        <w:numPr>
+          <w:ilvl w:val="2"/>
+          <w:numId w:val="1"/>
+        </w:numPr>
+        <w:rPr>
+          <w:rFonts w:asciiTheme="minorHAnsi" w:eastAsiaTheme="minorHAnsi" w:hAnsiTheme="minorHAnsi" w:cstheme="minorBidi"/>
+          <w:kern w:val="2"/>
+          <w:sz w:val="22"/>
+          <w:szCs w:val="22"/>
+          <w:lang w:eastAsia="en-US"/>
+          <w14:ligatures w14:val="standardContextual"/>
+        </w:rPr>
+      </w:pPr>
+      <w:r>
+        <w:rPr>
+          <w:rFonts w:asciiTheme="minorHAnsi" w:eastAsiaTheme="minorHAnsi" w:hAnsiTheme="minorHAnsi" w:cstheme="minorBidi"/>
+          <w:kern w:val="2"/>
+          <w:sz w:val="22"/>
+          <w:szCs w:val="22"/>
+          <w:lang w:eastAsia="en-US"/>
+          <w14:ligatures w14:val="standardContextual"/>
+        </w:rPr>
+        <w:t>Cleanup steps</w:t>
+      </w:r>
+    </w:p>
+    <w:p>
+      <w:pPr>
+        <w:pStyle w:val="NormalWeb"/>
+        <w:numPr>
+          <w:ilvl w:val="2"/>
+          <w:numId w:val="1"/>
+        </w:numPr>
+        <w:rPr>
+          <w:rFonts w:asciiTheme="minorHAnsi" w:eastAsiaTheme="minorHAnsi" w:hAnsiTheme="minorHAnsi" w:cstheme="minorBidi"/>
+          <w:kern w:val="2"/>
+          <w:sz w:val="22"/>
+          <w:szCs w:val="22"/>
+          <w:lang w:eastAsia="en-US"/>
+          <w14:ligatures w14:val="standardContextual"/>
+        </w:rPr>
+      </w:pPr>
+      <w:r>
+        <w:rPr>
+          <w:rFonts w:asciiTheme="minorHAnsi" w:eastAsiaTheme="minorHAnsi" w:hAnsiTheme="minorHAnsi" w:cstheme="minorBidi"/>
+          <w:kern w:val="2"/>
+          <w:sz w:val="22"/>
+          <w:szCs w:val="22"/>
+          <w:lang w:eastAsia="en-US"/>
+          <w14:ligatures w14:val="standardContextual"/>
+        </w:rPr>
+        <w:t>Dataset deletion</w:t>
+      </w:r>
+    </w:p>
+    <w:p>
+      <w:pPr>
+        <w:pStyle w:val="NormalWeb"/>
+        <w:numPr>
+          <w:ilvl w:val="2"/>
+          <w:numId w:val="1"/>
+        </w:numPr>
+        <w:rPr>
+          <w:rFonts w:asciiTheme="minorHAnsi" w:eastAsiaTheme="minorHAnsi" w:hAnsiTheme="minorHAnsi" w:cstheme="minorBidi"/>
+          <w:kern w:val="2"/>
+          <w:sz w:val="22"/>
+          <w:szCs w:val="22"/>
+          <w:lang w:eastAsia="en-US"/>
+          <w14:ligatures w14:val="standardContextual"/>
+        </w:rPr>
+      </w:pPr>
+      <w:r>
+        <w:rPr>
+          <w:rFonts w:asciiTheme="minorHAnsi" w:eastAsiaTheme="minorHAnsi" w:hAnsiTheme="minorHAnsi" w:cstheme="minorBidi"/>
+          <w:kern w:val="2"/>
+          <w:sz w:val="22"/>
+          <w:szCs w:val="22"/>
+          <w:lang w:eastAsia="en-US"/>
+          <w14:ligatures w14:val="standardContextual"/>
+        </w:rPr>
+        <w:t>Rollback programs</w:t>
+      </w:r>
+    </w:p>
+    <w:p>
+      <w:pPr>
+        <w:pStyle w:val="NormalWeb"/>
+        <w:numPr>
+          <w:ilvl w:val="2"/>
+          <w:numId w:val="1"/>
+        </w:numPr>
+        <w:rPr>
+          <w:rFonts w:asciiTheme="minorHAnsi" w:eastAsiaTheme="minorHAnsi" w:hAnsiTheme="minorHAnsi" w:cstheme="minorBidi"/>
+          <w:kern w:val="2"/>
+          <w:sz w:val="22"/>
+          <w:szCs w:val="22"/>
+          <w:lang w:eastAsia="en-US"/>
+          <w14:ligatures w14:val="standardContextual"/>
+        </w:rPr>
+      </w:pPr>
+      <w:r>
+        <w:rPr>
+          <w:rFonts w:asciiTheme="minorHAnsi" w:eastAsiaTheme="minorHAnsi" w:hAnsiTheme="minorHAnsi" w:cstheme="minorBidi"/>
+          <w:kern w:val="2"/>
+          <w:sz w:val="22"/>
+          <w:szCs w:val="22"/>
+          <w:lang w:eastAsia="en-US"/>
+          <w14:ligatures w14:val="standardContextual"/>
+        </w:rPr>
+        <w:t>Notification programs</w:t>
+      </w:r>
+    </w:p>
+    <w:p>
+      <w:pPr>
+        <w:pStyle w:val="ListParagraph"/>
+        <w:numPr>
+          <w:ilvl w:val="1"/>
+          <w:numId w:val="1"/>
+        </w:numPr>
+        <w:spacing w:after="0"/>
+      </w:pPr>
+      <w:r>
+        <w:t xml:space="preserve">ONLY: </w:t>
+      </w:r>
+      <w:r>
+        <w:t>Execute the step ONLY IF a previous step ABENDED.</w:t>
+      </w:r>
+    </w:p>
+    <w:p>
+      <w:pPr>
+        <w:pStyle w:val="ListParagraph"/>
+        <w:numPr>
+          <w:ilvl w:val="2"/>
+          <w:numId w:val="1"/>
+        </w:numPr>
+        <w:spacing w:after="0"/>
+      </w:pPr>
+      <w:r>
+        <w:t>Used for error handling</w:t>
+      </w:r>
+    </w:p>
+    <w:p>
+      <w:pPr>
+        <w:pStyle w:val="ListParagraph"/>
+        <w:spacing w:after="0"/>
+        <w:ind w:left="2160"/>
+      </w:pPr>
+    </w:p>
+    <w:p>
+      <w:pPr>
+        <w:pStyle w:val="ListParagraph"/>
+        <w:numPr>
+          <w:ilvl w:val="0"/>
+          <w:numId w:val="1"/>
+        </w:numPr>
+        <w:spacing w:after="0"/>
+        <w:rPr>
+          <w:b/>
+          <w:bCs/>
+        </w:rPr>
+      </w:pPr>
+      <w:r>
+        <w:rPr>
+          <w:b/>
+          <w:bCs/>
+        </w:rPr>
+        <w:t>Assuming that step 2 returns code is 12, will step 3 and 4 be executed or not? There are no condition parameters either in job card or in steps.</w:t>
+      </w:r>
+    </w:p>
+    <w:p>
+      <w:pPr>
+        <w:pStyle w:val="ListParagraph"/>
+        <w:numPr>
+          <w:ilvl w:val="1"/>
+          <w:numId w:val="1"/>
+        </w:numPr>
+        <w:spacing w:after="0"/>
+      </w:pPr>
+      <w:r>
+        <w:t>STEP3 and STEP4 will execute because RC=12 is not an abend. By default, JCL continues execution unless a step abends.</w:t>
+      </w:r>
+    </w:p>
+    <w:p>
+      <w:pPr>
+        <w:pStyle w:val="ListParagraph"/>
+        <w:spacing w:after="0"/>
+        <w:ind w:left="1440"/>
+      </w:pPr>
+    </w:p>
+    <w:p>
+      <w:pPr>
+        <w:pStyle w:val="ListParagraph"/>
+        <w:numPr>
+          <w:ilvl w:val="0"/>
+          <w:numId w:val="1"/>
+        </w:numPr>
+        <w:spacing w:after="0"/>
+        <w:rPr>
+          <w:b/>
+          <w:bCs/>
+        </w:rPr>
+      </w:pPr>
+      <w:r>
+        <w:rPr>
+          <w:b/>
+          <w:bCs/>
+        </w:rPr>
+        <w:t>Recent prod abend and its solution?</w:t>
+      </w:r>
+    </w:p>
+    <w:p>
+      <w:pPr>
+        <w:pStyle w:val="ListParagraph"/>
+        <w:numPr>
+          <w:ilvl w:val="1"/>
+          <w:numId w:val="1"/>
+        </w:numPr>
+        <w:spacing w:after="0"/>
+      </w:pPr>
+      <w:r>
+        <w:t>Program: COBOL-DB2</w:t>
+      </w:r>
+    </w:p>
+    <w:p>
+      <w:pPr>
+        <w:pStyle w:val="ListParagraph"/>
+        <w:numPr>
+          <w:ilvl w:val="1"/>
+          <w:numId w:val="1"/>
+        </w:numPr>
+        <w:spacing w:after="0"/>
+      </w:pPr>
+      <w:r>
+        <w:t>Failed with:</w:t>
+      </w:r>
+    </w:p>
+    <w:p>
+      <w:pPr>
+        <w:pStyle w:val="ListParagraph"/>
+        <w:numPr>
+          <w:ilvl w:val="2"/>
+          <w:numId w:val="1"/>
+        </w:numPr>
+        <w:spacing w:after="0"/>
+      </w:pPr>
+      <w:r>
+        <w:t>SQLCODE -911</w:t>
+      </w:r>
+    </w:p>
+    <w:p>
+      <w:pPr>
+        <w:pStyle w:val="NormalWeb"/>
+        <w:numPr>
+          <w:ilvl w:val="3"/>
+          <w:numId w:val="1"/>
+        </w:numPr>
+        <w:rPr>
+          <w:rFonts w:asciiTheme="minorHAnsi" w:eastAsiaTheme="minorHAnsi" w:hAnsiTheme="minorHAnsi" w:cstheme="minorBidi"/>
+          <w:kern w:val="2"/>
+          <w:sz w:val="22"/>
+          <w:szCs w:val="22"/>
+          <w:lang w:eastAsia="en-US"/>
+          <w14:ligatures w14:val="standardContextual"/>
+        </w:rPr>
+      </w:pPr>
+      <w:r>
+        <w:rPr>
+          <w:rFonts w:asciiTheme="minorHAnsi" w:eastAsiaTheme="minorHAnsi" w:hAnsiTheme="minorHAnsi" w:cstheme="minorBidi"/>
+          <w:kern w:val="2"/>
+          <w:sz w:val="22"/>
+          <w:szCs w:val="22"/>
+          <w:lang w:eastAsia="en-US"/>
+          <w14:ligatures w14:val="standardContextual"/>
+        </w:rPr>
+        <w:t>Deadlock detected</w:t>
+      </w:r>
+    </w:p>
+    <w:p>
+      <w:pPr>
+        <w:pStyle w:val="NormalWeb"/>
+        <w:numPr>
+          <w:ilvl w:val="3"/>
+          <w:numId w:val="1"/>
+        </w:numPr>
+        <w:rPr>
+          <w:rFonts w:asciiTheme="minorHAnsi" w:eastAsiaTheme="minorHAnsi" w:hAnsiTheme="minorHAnsi" w:cstheme="minorBidi"/>
+          <w:kern w:val="2"/>
+          <w:sz w:val="22"/>
+          <w:szCs w:val="22"/>
+          <w:lang w:eastAsia="en-US"/>
+          <w14:ligatures w14:val="standardContextual"/>
+        </w:rPr>
+      </w:pPr>
+      <w:r>
+        <w:rPr>
+          <w:rFonts w:asciiTheme="minorHAnsi" w:eastAsiaTheme="minorHAnsi" w:hAnsiTheme="minorHAnsi" w:cstheme="minorBidi"/>
+          <w:kern w:val="2"/>
+          <w:sz w:val="22"/>
+          <w:szCs w:val="22"/>
+          <w:lang w:eastAsia="en-US"/>
+          <w14:ligatures w14:val="standardContextual"/>
+        </w:rPr>
+        <w:t>Lock timeout occurred</w:t>
+      </w:r>
+    </w:p>
+    <w:p>
+      <w:pPr>
+        <w:pStyle w:val="NormalWeb"/>
+        <w:numPr>
+          <w:ilvl w:val="3"/>
+          <w:numId w:val="1"/>
+        </w:numPr>
+        <w:rPr>
+          <w:rFonts w:asciiTheme="minorHAnsi" w:eastAsiaTheme="minorHAnsi" w:hAnsiTheme="minorHAnsi" w:cstheme="minorBidi"/>
+          <w:kern w:val="2"/>
+          <w:sz w:val="22"/>
+          <w:szCs w:val="22"/>
+          <w:lang w:eastAsia="en-US"/>
+          <w14:ligatures w14:val="standardContextual"/>
+        </w:rPr>
+      </w:pPr>
+      <w:r>
+        <w:rPr>
+          <w:rFonts w:asciiTheme="minorHAnsi" w:eastAsiaTheme="minorHAnsi" w:hAnsiTheme="minorHAnsi" w:cstheme="minorBidi"/>
+          <w:kern w:val="2"/>
+          <w:sz w:val="22"/>
+          <w:szCs w:val="22"/>
+          <w:lang w:eastAsia="en-US"/>
+          <w14:ligatures w14:val="standardContextual"/>
+        </w:rPr>
+        <w:t>DB2 rolled back the current unit of work</w:t>
+      </w:r>
+    </w:p>
+    <w:p>
+      <w:pPr>
+        <w:pStyle w:val="ListParagraph"/>
+        <w:numPr>
+          <w:ilvl w:val="2"/>
+          <w:numId w:val="1"/>
+        </w:numPr>
+        <w:spacing w:after="0"/>
+      </w:pPr>
+      <w:r>
+        <w:t>SQLSTATE 40001</w:t>
+      </w:r>
+    </w:p>
+    <w:p>
+      <w:pPr>
+        <w:pStyle w:val="ListParagraph"/>
+        <w:numPr>
+          <w:ilvl w:val="2"/>
+          <w:numId w:val="1"/>
+        </w:numPr>
+        <w:spacing w:after="0"/>
+      </w:pPr>
+      <w:r>
+        <w:t>Job ended with U4038</w:t>
+      </w:r>
+    </w:p>
+    <w:p>
+      <w:pPr>
+        <w:pStyle w:val="ListParagraph"/>
+        <w:numPr>
+          <w:ilvl w:val="1"/>
+          <w:numId w:val="1"/>
+        </w:numPr>
+        <w:spacing w:after="0"/>
+      </w:pPr>
+      <w:r>
+        <w:t>At same time:</w:t>
+      </w:r>
+    </w:p>
+    <w:p>
+      <w:pPr>
+        <w:pStyle w:val="ListParagraph"/>
+        <w:numPr>
+          <w:ilvl w:val="1"/>
+          <w:numId w:val="1"/>
+        </w:numPr>
+        <w:spacing w:after="0"/>
+      </w:pPr>
+      <w:r>
+        <w:t>Online CICS transaction was updating same table</w:t>
+      </w:r>
+    </w:p>
+    <w:p>
+      <w:pPr>
+        <w:pStyle w:val="ListParagraph"/>
+        <w:numPr>
+          <w:ilvl w:val="1"/>
+          <w:numId w:val="1"/>
+        </w:numPr>
+        <w:spacing w:after="0"/>
+      </w:pPr>
+      <w:r>
+        <w:t>Another batch job was running parallel</w:t>
+      </w:r>
+    </w:p>
+    <w:p>
+      <w:pPr>
+        <w:pStyle w:val="ListParagraph"/>
+        <w:numPr>
+          <w:ilvl w:val="1"/>
+          <w:numId w:val="1"/>
+        </w:numPr>
+        <w:spacing w:after="0"/>
+      </w:pPr>
+      <w:r>
+        <w:t>Multiple jobs holding lock on same page</w:t>
+      </w:r>
+    </w:p>
+    <w:p>
+      <w:pPr>
+        <w:pStyle w:val="ListParagraph"/>
+        <w:numPr>
+          <w:ilvl w:val="1"/>
+          <w:numId w:val="1"/>
+        </w:numPr>
+        <w:spacing w:after="0"/>
+      </w:pPr>
+      <w:r>
+        <w:t xml:space="preserve">DB2 detected </w:t>
+      </w:r>
+      <w:proofErr w:type="gramStart"/>
+      <w:r>
+        <w:t>deadlock</w:t>
+      </w:r>
+      <w:r>
+        <w:t xml:space="preserve">, </w:t>
+      </w:r>
+      <w:r>
+        <w:t xml:space="preserve"> Rolled</w:t>
+      </w:r>
+      <w:proofErr w:type="gramEnd"/>
+      <w:r>
+        <w:t xml:space="preserve"> back our transaction</w:t>
+      </w:r>
+      <w:r>
+        <w:t xml:space="preserve">, </w:t>
+      </w:r>
+      <w:r>
+        <w:t>program abended (no retry logic)</w:t>
+      </w:r>
+    </w:p>
+    <w:p>
+      <w:pPr>
+        <w:pStyle w:val="ListParagraph"/>
+        <w:spacing w:after="0"/>
+        <w:ind w:left="1440"/>
+      </w:pPr>
+    </w:p>
+    <w:p>
+      <w:pPr>
+        <w:pStyle w:val="ListParagraph"/>
+        <w:spacing w:after="0"/>
+        <w:ind w:left="1440"/>
+      </w:pPr>
+    </w:p>
+    <w:p>
+      <w:pPr>
+        <w:pStyle w:val="ListParagraph"/>
+        <w:numPr>
+          <w:ilvl w:val="0"/>
+          <w:numId w:val="1"/>
+        </w:numPr>
+        <w:spacing w:after="0"/>
+        <w:rPr>
+          <w:b/>
+          <w:bCs/>
+        </w:rPr>
+      </w:pPr>
+      <w:r>
+        <w:rPr>
+          <w:b/>
+          <w:bCs/>
+        </w:rPr>
+        <w:lastRenderedPageBreak/>
+        <w:t>The JCL step has an input file, but the executing program from that step has not given any input file definition. Still, the job ends successfully how?</w:t>
+      </w:r>
+    </w:p>
+    <w:p>
+      <w:pPr>
+        <w:pStyle w:val="ListParagraph"/>
+        <w:numPr>
+          <w:ilvl w:val="1"/>
+          <w:numId w:val="1"/>
+        </w:numPr>
+        <w:spacing w:after="0"/>
+      </w:pPr>
+      <w:r>
+        <w:t>J</w:t>
+      </w:r>
+      <w:r>
+        <w:t>CL allocates datasets, but the program uses only those DD names defined in its FILE-CONTROL section. If a DD is present in JCL but not referenced in the program, it will simply be ignored and the job will end successfully.</w:t>
+      </w:r>
+    </w:p>
+    <w:p>
+      <w:pPr>
+        <w:pStyle w:val="ListParagraph"/>
+        <w:spacing w:after="0"/>
+        <w:ind w:left="1440"/>
+      </w:pPr>
+    </w:p>
+    <w:p>
+      <w:pPr>
+        <w:pStyle w:val="ListParagraph"/>
+        <w:numPr>
+          <w:ilvl w:val="0"/>
+          <w:numId w:val="1"/>
+        </w:numPr>
+        <w:spacing w:after="0"/>
+        <w:rPr>
+          <w:b/>
+          <w:bCs/>
+        </w:rPr>
+      </w:pPr>
+      <w:r>
+        <w:rPr>
+          <w:b/>
+          <w:bCs/>
+        </w:rPr>
+        <w:t>What happens if program has file but JCL doesn’t?</w:t>
+      </w:r>
+    </w:p>
+    <w:p>
+      <w:pPr>
+        <w:pStyle w:val="ListParagraph"/>
+        <w:numPr>
+          <w:ilvl w:val="1"/>
+          <w:numId w:val="1"/>
+        </w:numPr>
+        <w:spacing w:after="0"/>
+      </w:pPr>
+      <w:r>
+        <w:t xml:space="preserve">We will get </w:t>
+      </w:r>
+      <w:r>
+        <w:t>S013 Abend (most common)</w:t>
+      </w:r>
+      <w:r>
+        <w:t xml:space="preserve"> or </w:t>
+      </w:r>
+      <w:r>
+        <w:t>File status 35 (if file status coded)</w:t>
+      </w:r>
+    </w:p>
+    <w:p>
+      <w:pPr>
+        <w:pStyle w:val="ListParagraph"/>
+        <w:spacing w:after="0"/>
+        <w:ind w:left="1440"/>
+      </w:pPr>
+    </w:p>
+    <w:p>
+      <w:pPr>
+        <w:pStyle w:val="ListParagraph"/>
+        <w:numPr>
+          <w:ilvl w:val="0"/>
+          <w:numId w:val="1"/>
+        </w:numPr>
+        <w:spacing w:after="0"/>
+        <w:rPr>
+          <w:b/>
+          <w:bCs/>
+        </w:rPr>
+      </w:pPr>
+      <w:r>
+        <w:rPr>
+          <w:b/>
+          <w:bCs/>
+        </w:rPr>
+        <w:t>What happens if DD Name Mismatches?</w:t>
+      </w:r>
+    </w:p>
+    <w:p>
+      <w:pPr>
+        <w:pStyle w:val="ListParagraph"/>
+        <w:numPr>
+          <w:ilvl w:val="1"/>
+          <w:numId w:val="1"/>
+        </w:numPr>
+        <w:spacing w:after="0"/>
+      </w:pPr>
+      <w:r>
+        <w:t xml:space="preserve">We will get </w:t>
+      </w:r>
+      <w:r>
+        <w:t>S013 Abend (most common)</w:t>
+      </w:r>
+      <w:r>
+        <w:t xml:space="preserve"> or </w:t>
+      </w:r>
+      <w:r>
+        <w:t>File status 35 (if file status coded)</w:t>
+      </w:r>
+    </w:p>
+    <w:p>
+      <w:pPr>
+        <w:pStyle w:val="ListParagraph"/>
+        <w:spacing w:after="0"/>
+        <w:ind w:left="1440"/>
+      </w:pPr>
+    </w:p>
+    <w:p>
+      <w:pPr>
+        <w:pStyle w:val="ListParagraph"/>
+        <w:numPr>
+          <w:ilvl w:val="0"/>
+          <w:numId w:val="1"/>
+        </w:numPr>
+        <w:spacing w:after="0"/>
+        <w:rPr>
+          <w:b/>
+          <w:bCs/>
+        </w:rPr>
+      </w:pPr>
+      <w:r>
+        <w:rPr>
+          <w:b/>
+          <w:bCs/>
+        </w:rPr>
+        <w:t>How to replace even or odd characters position with * in your input data using JCL?</w:t>
+      </w:r>
+    </w:p>
+    <w:p>
+      <w:pPr>
+        <w:pStyle w:val="ListParagraph"/>
+        <w:numPr>
+          <w:ilvl w:val="1"/>
+          <w:numId w:val="1"/>
+        </w:numPr>
+        <w:spacing w:after="0"/>
+      </w:pPr>
+      <w:r>
+        <w:t>//SYSIN DD *</w:t>
+      </w:r>
+      <w:r>
+        <w:br/>
+        <w:t>OPTION COPY</w:t>
+      </w:r>
+      <w:r>
+        <w:br/>
+        <w:t>OUTREC OVERLAY=(1:C'*',3:C'*',5:C'*',7:C'*',9:C'*')</w:t>
+      </w:r>
+      <w:r>
+        <w:br/>
+        <w:t>/*</w:t>
+      </w:r>
+    </w:p>
+    <w:p>
+      <w:pPr>
+        <w:pStyle w:val="ListParagraph"/>
+        <w:numPr>
+          <w:ilvl w:val="1"/>
+          <w:numId w:val="1"/>
+        </w:numPr>
+        <w:spacing w:after="0"/>
+      </w:pPr>
+      <w:r>
+        <w:t>//SYSIN DD *</w:t>
+      </w:r>
+      <w:r>
+        <w:br/>
+        <w:t>OPTION COPY</w:t>
+      </w:r>
+      <w:r>
+        <w:br/>
+        <w:t>OUTREC BUILD=(1,</w:t>
+      </w:r>
+      <w:proofErr w:type="gramStart"/>
+      <w:r>
+        <w:t>1,C</w:t>
+      </w:r>
+      <w:proofErr w:type="gramEnd"/>
+      <w:r>
+        <w:t>'*',3,</w:t>
+      </w:r>
+      <w:proofErr w:type="gramStart"/>
+      <w:r>
+        <w:t>1,C</w:t>
+      </w:r>
+      <w:proofErr w:type="gramEnd"/>
+      <w:r>
+        <w:t>'*',5,</w:t>
+      </w:r>
+      <w:proofErr w:type="gramStart"/>
+      <w:r>
+        <w:t>1,C</w:t>
+      </w:r>
+      <w:proofErr w:type="gramEnd"/>
+      <w:r>
+        <w:t>'*',7,</w:t>
+      </w:r>
+      <w:proofErr w:type="gramStart"/>
+      <w:r>
+        <w:t>1,C</w:t>
+      </w:r>
+      <w:proofErr w:type="gramEnd"/>
+      <w:r>
+        <w:t>'*',9,</w:t>
+      </w:r>
+      <w:proofErr w:type="gramStart"/>
+      <w:r>
+        <w:t>1,C</w:t>
+      </w:r>
+      <w:proofErr w:type="gramEnd"/>
+      <w:r>
+        <w:t>'*')</w:t>
+      </w:r>
+      <w:r>
+        <w:br/>
+        <w:t>/*</w:t>
+      </w:r>
+    </w:p>
+    <w:p>
+      <w:pPr>
+        <w:pStyle w:val="ListParagraph"/>
+        <w:spacing w:after="0"/>
+        <w:ind w:left="1440"/>
+      </w:pPr>
+    </w:p>
+    <w:p>
+      <w:pPr>
+        <w:pStyle w:val="ListParagraph"/>
+        <w:numPr>
+          <w:ilvl w:val="0"/>
+          <w:numId w:val="1"/>
+        </w:numPr>
+        <w:spacing w:after="0"/>
+        <w:rPr>
+          <w:b/>
+          <w:bCs/>
+        </w:rPr>
+      </w:pPr>
+      <w:r>
+        <w:rPr>
+          <w:b/>
+          <w:bCs/>
+        </w:rPr>
+        <w:t xml:space="preserve">I have two </w:t>
+      </w:r>
+      <w:proofErr w:type="gramStart"/>
+      <w:r>
+        <w:rPr>
+          <w:b/>
+          <w:bCs/>
+        </w:rPr>
+        <w:t>files,</w:t>
+      </w:r>
+      <w:proofErr w:type="gramEnd"/>
+      <w:r>
+        <w:rPr>
+          <w:b/>
+          <w:bCs/>
+        </w:rPr>
+        <w:t xml:space="preserve"> I want to join them on customer ID and want to include all the data from both the files. How to achieve this using join function in JCL?</w:t>
+      </w:r>
+    </w:p>
+    <w:p>
+      <w:pPr>
+        <w:pStyle w:val="ListParagraph"/>
+        <w:numPr>
+          <w:ilvl w:val="1"/>
+          <w:numId w:val="1"/>
+        </w:numPr>
+        <w:spacing w:after="0"/>
+        <w:rPr>
+          <w:b/>
+          <w:bCs/>
+        </w:rPr>
+      </w:pPr>
+      <w:r>
+        <w:t>//SYSIN DD *</w:t>
+      </w:r>
+      <w:r>
+        <w:br/>
+        <w:t>JOINKEYS FILE=F</w:t>
+      </w:r>
+      <w:proofErr w:type="gramStart"/>
+      <w:r>
+        <w:t>1,FIELDS</w:t>
+      </w:r>
+      <w:proofErr w:type="gramEnd"/>
+      <w:r>
+        <w:t>=(1,</w:t>
+      </w:r>
+      <w:proofErr w:type="gramStart"/>
+      <w:r>
+        <w:t>4,A</w:t>
+      </w:r>
+      <w:proofErr w:type="gramEnd"/>
+      <w:r>
+        <w:t>)</w:t>
+      </w:r>
+      <w:r>
+        <w:br/>
+        <w:t>JOINKEYS FILE=F</w:t>
+      </w:r>
+      <w:proofErr w:type="gramStart"/>
+      <w:r>
+        <w:t>2,FIELDS</w:t>
+      </w:r>
+      <w:proofErr w:type="gramEnd"/>
+      <w:r>
+        <w:t>=(1,</w:t>
+      </w:r>
+      <w:proofErr w:type="gramStart"/>
+      <w:r>
+        <w:t>4,A</w:t>
+      </w:r>
+      <w:proofErr w:type="gramEnd"/>
+      <w:r>
+        <w:t>)</w:t>
+      </w:r>
+      <w:r>
+        <w:br/>
+        <w:t xml:space="preserve">JOIN </w:t>
+      </w:r>
+      <w:proofErr w:type="gramStart"/>
+      <w:r>
+        <w:t>UNPAIRED,F1,F</w:t>
+      </w:r>
+      <w:proofErr w:type="gramEnd"/>
+      <w:r>
+        <w:t>2</w:t>
+      </w:r>
+      <w:r>
+        <w:br/>
+        <w:t>REFORMAT FIELDS=(F1:1,</w:t>
+      </w:r>
+      <w:proofErr w:type="gramStart"/>
+      <w:r>
+        <w:t>50,F</w:t>
+      </w:r>
+      <w:proofErr w:type="gramEnd"/>
+      <w:r>
+        <w:t>2:1,50)</w:t>
+      </w:r>
+      <w:r>
+        <w:br/>
+        <w:t>OPTION COPY</w:t>
+      </w:r>
+      <w:r>
+        <w:rPr>
+          <w:b/>
+          <w:bCs/>
+        </w:rPr>
+        <w:br/>
+      </w:r>
+      <w:r>
+        <w:t>/*</w:t>
+      </w:r>
+    </w:p>
+    <w:p>
+      <w:pPr>
+        <w:pStyle w:val="ListParagraph"/>
+        <w:spacing w:after="0"/>
+        <w:ind w:left="1440"/>
+        <w:rPr>
+          <w:b/>
+          <w:bCs/>
+        </w:rPr>
+      </w:pPr>
+    </w:p>
+    <w:p>
+      <w:pPr>
+        <w:pStyle w:val="ListParagraph"/>
+        <w:numPr>
+          <w:ilvl w:val="0"/>
+          <w:numId w:val="1"/>
+        </w:numPr>
+        <w:spacing w:after="0"/>
+        <w:rPr>
+          <w:b/>
+          <w:bCs/>
+        </w:rPr>
+      </w:pPr>
+      <w:r>
+        <w:rPr>
+          <w:b/>
+          <w:bCs/>
+        </w:rPr>
+        <w:t xml:space="preserve">We have two </w:t>
+      </w:r>
+      <w:proofErr w:type="gramStart"/>
+      <w:r>
+        <w:rPr>
+          <w:b/>
+          <w:bCs/>
+        </w:rPr>
+        <w:t>files,</w:t>
+      </w:r>
+      <w:proofErr w:type="gramEnd"/>
+      <w:r>
+        <w:rPr>
+          <w:b/>
+          <w:bCs/>
+        </w:rPr>
+        <w:t xml:space="preserve"> we need to compare the files and put the matched record in file 1 and unmatched record in file 2.</w:t>
+      </w:r>
+    </w:p>
+    <w:p>
+      <w:pPr>
+        <w:pStyle w:val="ListParagraph"/>
+        <w:numPr>
+          <w:ilvl w:val="1"/>
+          <w:numId w:val="1"/>
+        </w:numPr>
+        <w:spacing w:after="0"/>
+      </w:pPr>
+      <w:r>
+        <w:t>//STEP1 EXEC PGM=SORT</w:t>
+      </w:r>
+      <w:r>
+        <w:br/>
+        <w:t>//SYSOUT DD SYSOUT=*</w:t>
+      </w:r>
+      <w:r>
+        <w:br/>
+        <w:t>//SORTJNF1 DD DSN=FILE1.INPUT,DISP=SHR</w:t>
+      </w:r>
+      <w:r>
+        <w:br/>
+        <w:t>//SORTJNF2 DD DSN=FILE2.INPUT,DISP=SHR</w:t>
+      </w:r>
+      <w:r>
+        <w:br/>
+        <w:t>//MATCHED DD DSN=OUTPUT.MATCHED,</w:t>
+      </w:r>
+      <w:r>
+        <w:br/>
+        <w:t>// DISP=(NEW,CATLG,DELETE),</w:t>
+      </w:r>
+      <w:r>
+        <w:br/>
+        <w:t>// SPACE=(CYL,(1,1)),</w:t>
+      </w:r>
+      <w:r>
+        <w:br/>
+        <w:t>// DCB=(LRECL=150,RECFM=FB)</w:t>
+      </w:r>
+      <w:r>
+        <w:br/>
+        <w:t>//UNMATCH DD DSN=OUTPUT.UNMATCHED,</w:t>
+      </w:r>
+      <w:r>
+        <w:br/>
+        <w:t>// DISP=(NEW,CATLG,DELETE),</w:t>
+      </w:r>
+      <w:r>
+        <w:br/>
+        <w:t>// SPACE=(CYL,(1,1)),</w:t>
+      </w:r>
+      <w:r>
+        <w:br/>
+        <w:t>// DCB=(LRECL=150,RECFM=FB)</w:t>
+      </w:r>
+      <w:r>
+        <w:br/>
+        <w:t>//SYSIN DD *</w:t>
+      </w:r>
+      <w:r>
+        <w:br/>
+        <w:t>JOINKEYS FILE=F1,FIELDS=(1,10,A)</w:t>
+      </w:r>
+      <w:r>
+        <w:br/>
+        <w:t>JOINKEYS FILE=F2,FIELDS=(1,10,A)</w:t>
+      </w:r>
+      <w:r>
+        <w:br/>
+        <w:t>JOIN UNPAIRED,F1,F2</w:t>
+      </w:r>
+      <w:r>
+        <w:br/>
+        <w:t>REFORMAT FIELDS=(F1:1,71,F2:1,71,?)</w:t>
+      </w:r>
+      <w:r>
+        <w:br/>
+      </w:r>
+      <w:r>
+        <w:br/>
+        <w:t>OPTION COPY</w:t>
+      </w:r>
+      <w:r>
+        <w:br/>
+      </w:r>
+      <w:r>
+        <w:lastRenderedPageBreak/>
+        <w:br/>
+        <w:t>OUTFIL FNAMES=MATCHED,</w:t>
+      </w:r>
+      <w:r>
+        <w:br/>
+        <w:t>INCLUDE=(143,1,CH,EQ,C'B')</w:t>
+      </w:r>
+      <w:r>
+        <w:br/>
+      </w:r>
+      <w:r>
+        <w:br/>
+        <w:t>OUTFIL FNAMES=UNMATCH,</w:t>
+      </w:r>
+      <w:r>
+        <w:br/>
+        <w:t>INCLUDE=(143,1,CH,NE,C'B')</w:t>
+      </w:r>
+      <w:r>
+        <w:br/>
+        <w:t>/*</w:t>
+      </w:r>
+    </w:p>
+    <w:tbl>
+      <w:tblPr>
+        <w:tblpPr w:leftFromText="180" w:rightFromText="180" w:vertAnchor="text" w:horzAnchor="page" w:tblpX="2242" w:tblpY="384"/>
+        <w:tblW w:w="0" w:type="auto"/>
+        <w:tblCellSpacing w:w="15" w:type="dxa"/>
+        <w:tblCellMar>
+          <w:top w:w="15" w:type="dxa"/>
+          <w:left w:w="15" w:type="dxa"/>
+          <w:bottom w:w="15" w:type="dxa"/>
+          <w:right w:w="15" w:type="dxa"/>
+        </w:tblCellMar>
+        <w:tblLook w:val="04A0" w:firstRow="1" w:lastRow="0" w:firstColumn="1" w:lastColumn="0" w:noHBand="0" w:noVBand="1"/>
+      </w:tblPr>
+      <w:tblGrid>
+        <w:gridCol w:w="569"/>
+        <w:gridCol w:w="2629"/>
+      </w:tblGrid>
+      <w:tr>
+        <w:trPr>
+          <w:tblHeader/>
+          <w:tblCellSpacing w:w="15" w:type="dxa"/>
+        </w:trPr>
+        <w:tc>
+          <w:tcPr>
+            <w:tcW w:w="0" w:type="auto"/>
+            <w:vAlign w:val="center"/>
+            <w:hideMark/>
+          </w:tcPr>
+          <w:p>
+            <w:pPr>
+              <w:spacing w:after="0" w:line="240" w:lineRule="auto"/>
+              <w:jc w:val="center"/>
+            </w:pPr>
+            <w:r>
+              <w:t>Value</w:t>
+            </w:r>
+          </w:p>
+        </w:tc>
+        <w:tc>
+          <w:tcPr>
+            <w:tcW w:w="0" w:type="auto"/>
+            <w:vAlign w:val="center"/>
+            <w:hideMark/>
+          </w:tcPr>
+          <w:p>
+            <w:pPr>
+              <w:spacing w:after="0" w:line="240" w:lineRule="auto"/>
+              <w:jc w:val="center"/>
+            </w:pPr>
+            <w:r>
+              <w:t>Meaning</w:t>
+            </w:r>
+          </w:p>
+        </w:tc>
+      </w:tr>
+      <w:tr>
+        <w:trPr>
+          <w:tblCellSpacing w:w="15" w:type="dxa"/>
+        </w:trPr>
+        <w:tc>
+          <w:tcPr>
+            <w:tcW w:w="0" w:type="auto"/>
+            <w:vAlign w:val="center"/>
+            <w:hideMark/>
+          </w:tcPr>
+          <w:p>
+            <w:pPr>
+              <w:spacing w:after="0" w:line="240" w:lineRule="auto"/>
+            </w:pPr>
+            <w:r>
+              <w:t>B</w:t>
+            </w:r>
+          </w:p>
+        </w:tc>
+        <w:tc>
+          <w:tcPr>
+            <w:tcW w:w="0" w:type="auto"/>
+            <w:vAlign w:val="center"/>
+            <w:hideMark/>
+          </w:tcPr>
+          <w:p>
+            <w:pPr>
+              <w:spacing w:after="0" w:line="240" w:lineRule="auto"/>
+            </w:pPr>
+            <w:r>
+              <w:t>Record matched in both files</w:t>
+            </w:r>
+          </w:p>
+        </w:tc>
+      </w:tr>
+      <w:tr>
+        <w:trPr>
+          <w:tblCellSpacing w:w="15" w:type="dxa"/>
+        </w:trPr>
+        <w:tc>
+          <w:tcPr>
+            <w:tcW w:w="0" w:type="auto"/>
+            <w:vAlign w:val="center"/>
+            <w:hideMark/>
+          </w:tcPr>
+          <w:p>
+            <w:pPr>
+              <w:spacing w:after="0" w:line="240" w:lineRule="auto"/>
+            </w:pPr>
+            <w:r>
+              <w:t>1</w:t>
+            </w:r>
+          </w:p>
+        </w:tc>
+        <w:tc>
+          <w:tcPr>
+            <w:tcW w:w="0" w:type="auto"/>
+            <w:vAlign w:val="center"/>
+            <w:hideMark/>
+          </w:tcPr>
+          <w:p>
+            <w:pPr>
+              <w:spacing w:after="0" w:line="240" w:lineRule="auto"/>
+            </w:pPr>
+            <w:r>
+              <w:t>Record exists only in File1</w:t>
+            </w:r>
+          </w:p>
+        </w:tc>
+      </w:tr>
+      <w:tr>
+        <w:trPr>
+          <w:tblCellSpacing w:w="15" w:type="dxa"/>
+        </w:trPr>
+        <w:tc>
+          <w:tcPr>
+            <w:tcW w:w="0" w:type="auto"/>
+            <w:vAlign w:val="center"/>
+            <w:hideMark/>
+          </w:tcPr>
+          <w:p>
+            <w:pPr>
+              <w:spacing w:after="0" w:line="240" w:lineRule="auto"/>
+            </w:pPr>
+            <w:r>
+              <w:t>2</w:t>
+            </w:r>
+          </w:p>
+        </w:tc>
+        <w:tc>
+          <w:tcPr>
+            <w:tcW w:w="0" w:type="auto"/>
+            <w:vAlign w:val="center"/>
+            <w:hideMark/>
+          </w:tcPr>
+          <w:p>
+            <w:pPr>
+              <w:spacing w:after="0" w:line="240" w:lineRule="auto"/>
+            </w:pPr>
+            <w:r>
+              <w:t>Record exists only in File2</w:t>
+            </w:r>
+          </w:p>
+        </w:tc>
+      </w:tr>
+    </w:tbl>
+    <w:p>
+      <w:pPr>
+        <w:pStyle w:val="ListParagraph"/>
+        <w:numPr>
+          <w:ilvl w:val="1"/>
+          <w:numId w:val="1"/>
+        </w:numPr>
+        <w:spacing w:before="100" w:beforeAutospacing="1" w:after="100" w:afterAutospacing="1" w:line="240" w:lineRule="auto"/>
+      </w:pPr>
+      <w:r>
+        <w:t>DFSORT automatically adds 1 byte indicator showing match status. (?)</w:t>
+      </w:r>
+    </w:p>
+    <w:p>
+      <w:pPr>
+        <w:pStyle w:val="ListParagraph"/>
+        <w:spacing w:after="0"/>
+        <w:ind w:left="1440"/>
+      </w:pPr>
+    </w:p>
+    <w:p>
+      <w:pPr>
+        <w:spacing w:after="0"/>
+      </w:pPr>
+    </w:p>
+    <w:p>
+      <w:pPr>
+        <w:pStyle w:val="ListParagraph"/>
+        <w:spacing w:after="0"/>
+      </w:pPr>
+    </w:p>
+    <w:p>
+      <w:pPr>
+        <w:pStyle w:val="ListParagraph"/>
+        <w:spacing w:after="0"/>
+      </w:pPr>
+    </w:p>
+    <w:p>
+      <w:pPr>
+        <w:pStyle w:val="ListParagraph"/>
+        <w:spacing w:after="0"/>
+      </w:pPr>
+    </w:p>
+    <w:p>
+      <w:pPr>
+        <w:spacing w:after="0"/>
+        <w:rPr>
+          <w:b/>
+          <w:bCs/>
+        </w:rPr>
+      </w:pPr>
+    </w:p>
+    <w:p>
+      <w:pPr>
+        <w:pStyle w:val="ListParagraph"/>
+        <w:numPr>
+          <w:ilvl w:val="0"/>
+          <w:numId w:val="6"/>
+        </w:numPr>
+        <w:spacing w:after="0"/>
+        <w:rPr>
+          <w:b/>
+          <w:bCs/>
+        </w:rPr>
+      </w:pPr>
+      <w:r>
+        <w:rPr>
+          <w:b/>
+          <w:bCs/>
+        </w:rPr>
+        <w:t>How to update primary key field in KSDS file?</w:t>
+      </w:r>
+    </w:p>
+    <w:p>
+      <w:pPr>
+        <w:pStyle w:val="ListParagraph"/>
+        <w:numPr>
+          <w:ilvl w:val="1"/>
+          <w:numId w:val="6"/>
+        </w:numPr>
+        <w:spacing w:after="0"/>
+      </w:pPr>
+      <w:r>
+        <w:t>In KSDS, the primary key cannot be updated directly because records are stored in key sequence. To change the key, we must read the record, delete it, and then write it again with the new key.</w:t>
+      </w:r>
+    </w:p>
+    <w:p>
+      <w:pPr>
+        <w:pStyle w:val="NormalWeb"/>
+        <w:numPr>
+          <w:ilvl w:val="1"/>
+          <w:numId w:val="6"/>
+        </w:numPr>
+        <w:rPr>
+          <w:rFonts w:asciiTheme="minorHAnsi" w:eastAsiaTheme="minorHAnsi" w:hAnsiTheme="minorHAnsi" w:cstheme="minorBidi"/>
+          <w:kern w:val="2"/>
+          <w:sz w:val="22"/>
+          <w:szCs w:val="22"/>
+          <w:lang w:eastAsia="en-US"/>
+          <w14:ligatures w14:val="standardContextual"/>
+        </w:rPr>
+      </w:pPr>
+      <w:r>
+        <w:rPr>
+          <w:rFonts w:asciiTheme="minorHAnsi" w:eastAsiaTheme="minorHAnsi" w:hAnsiTheme="minorHAnsi" w:cstheme="minorBidi"/>
+          <w:kern w:val="2"/>
+          <w:sz w:val="22"/>
+          <w:szCs w:val="22"/>
+          <w:lang w:eastAsia="en-US"/>
+          <w14:ligatures w14:val="standardContextual"/>
+        </w:rPr>
+        <w:t>Unload VSAM to PS file</w:t>
+      </w:r>
+    </w:p>
+    <w:p>
+      <w:pPr>
+        <w:pStyle w:val="NormalWeb"/>
+        <w:numPr>
+          <w:ilvl w:val="1"/>
+          <w:numId w:val="6"/>
+        </w:numPr>
+        <w:rPr>
+          <w:rFonts w:asciiTheme="minorHAnsi" w:eastAsiaTheme="minorHAnsi" w:hAnsiTheme="minorHAnsi" w:cstheme="minorBidi"/>
+          <w:kern w:val="2"/>
+          <w:sz w:val="22"/>
+          <w:szCs w:val="22"/>
+          <w:lang w:eastAsia="en-US"/>
+          <w14:ligatures w14:val="standardContextual"/>
+        </w:rPr>
+      </w:pPr>
+      <w:r>
+        <w:rPr>
+          <w:rFonts w:asciiTheme="minorHAnsi" w:eastAsiaTheme="minorHAnsi" w:hAnsiTheme="minorHAnsi" w:cstheme="minorBidi"/>
+          <w:kern w:val="2"/>
+          <w:sz w:val="22"/>
+          <w:szCs w:val="22"/>
+          <w:lang w:eastAsia="en-US"/>
+          <w14:ligatures w14:val="standardContextual"/>
+        </w:rPr>
+        <w:t>Modify keys</w:t>
+      </w:r>
+    </w:p>
+    <w:p>
+      <w:pPr>
+        <w:pStyle w:val="NormalWeb"/>
+        <w:numPr>
+          <w:ilvl w:val="1"/>
+          <w:numId w:val="6"/>
+        </w:numPr>
+        <w:rPr>
+          <w:rFonts w:asciiTheme="minorHAnsi" w:eastAsiaTheme="minorHAnsi" w:hAnsiTheme="minorHAnsi" w:cstheme="minorBidi"/>
+          <w:kern w:val="2"/>
+          <w:sz w:val="22"/>
+          <w:szCs w:val="22"/>
+          <w:lang w:eastAsia="en-US"/>
+          <w14:ligatures w14:val="standardContextual"/>
+        </w:rPr>
+      </w:pPr>
+      <w:r>
+        <w:rPr>
+          <w:rFonts w:asciiTheme="minorHAnsi" w:eastAsiaTheme="minorHAnsi" w:hAnsiTheme="minorHAnsi" w:cstheme="minorBidi"/>
+          <w:kern w:val="2"/>
+          <w:sz w:val="22"/>
+          <w:szCs w:val="22"/>
+          <w:lang w:eastAsia="en-US"/>
+          <w14:ligatures w14:val="standardContextual"/>
+        </w:rPr>
+        <w:t>Reload using IDCAMS REPRO</w:t>
+      </w:r>
+    </w:p>
+    <w:p>
+      <w:pPr>
+        <w:pStyle w:val="ListParagraph"/>
+        <w:spacing w:after="0"/>
+        <w:ind w:left="1440"/>
+      </w:pPr>
+    </w:p>
+    <w:p>
+      <w:pPr>
+        <w:pStyle w:val="ListParagraph"/>
+        <w:numPr>
+          <w:ilvl w:val="0"/>
+          <w:numId w:val="6"/>
+        </w:numPr>
+        <w:spacing w:after="0"/>
+        <w:rPr>
+          <w:b/>
+          <w:bCs/>
+        </w:rPr>
+      </w:pPr>
+      <w:r>
+        <w:rPr>
+          <w:b/>
+          <w:bCs/>
+        </w:rPr>
+        <w:t>If you have multiple input files in a single DDNAME and suppose if you want to use only one input file and you don't want to use the rest of the files, then what can be done?</w:t>
+      </w:r>
+    </w:p>
+    <w:p>
+      <w:pPr>
+        <w:pStyle w:val="ListParagraph"/>
+        <w:numPr>
+          <w:ilvl w:val="1"/>
+          <w:numId w:val="6"/>
+        </w:numPr>
+        <w:spacing w:after="0"/>
+      </w:pPr>
+      <w:r>
+        <w:t>If multiple input datasets are concatenated under one DDNAME and we want to process only one:</w:t>
+      </w:r>
+    </w:p>
+    <w:p>
+      <w:pPr>
+        <w:pStyle w:val="ListParagraph"/>
+        <w:numPr>
+          <w:ilvl w:val="2"/>
+          <w:numId w:val="6"/>
+        </w:numPr>
+        <w:spacing w:after="0"/>
+      </w:pPr>
+      <w:r>
+        <w:t>Remove unwanted DD statements (preferred method)</w:t>
+      </w:r>
+    </w:p>
+    <w:p>
+      <w:pPr>
+        <w:pStyle w:val="NormalWeb"/>
+        <w:numPr>
+          <w:ilvl w:val="2"/>
+          <w:numId w:val="6"/>
+        </w:numPr>
+        <w:rPr>
+          <w:rFonts w:asciiTheme="minorHAnsi" w:eastAsiaTheme="minorHAnsi" w:hAnsiTheme="minorHAnsi" w:cstheme="minorBidi"/>
+          <w:kern w:val="2"/>
+          <w:sz w:val="22"/>
+          <w:szCs w:val="22"/>
+          <w:lang w:eastAsia="en-US"/>
+          <w14:ligatures w14:val="standardContextual"/>
+        </w:rPr>
+      </w:pPr>
+      <w:r>
+        <w:rPr>
+          <w:rFonts w:asciiTheme="minorHAnsi" w:eastAsiaTheme="minorHAnsi" w:hAnsiTheme="minorHAnsi" w:cstheme="minorBidi"/>
+          <w:kern w:val="2"/>
+          <w:sz w:val="22"/>
+          <w:szCs w:val="22"/>
+          <w:lang w:eastAsia="en-US"/>
+          <w14:ligatures w14:val="standardContextual"/>
+        </w:rPr>
+        <w:t>Or replace unwanted datasets with DUMMY</w:t>
+      </w:r>
+    </w:p>
+    <w:p>
+      <w:pPr>
+        <w:pStyle w:val="NormalWeb"/>
+        <w:numPr>
+          <w:ilvl w:val="2"/>
+          <w:numId w:val="6"/>
+        </w:numPr>
+        <w:rPr>
+          <w:rFonts w:asciiTheme="minorHAnsi" w:eastAsiaTheme="minorHAnsi" w:hAnsiTheme="minorHAnsi" w:cstheme="minorBidi"/>
+          <w:kern w:val="2"/>
+          <w:sz w:val="22"/>
+          <w:szCs w:val="22"/>
+          <w:lang w:eastAsia="en-US"/>
+          <w14:ligatures w14:val="standardContextual"/>
+        </w:rPr>
+      </w:pPr>
+      <w:r>
+        <w:rPr>
+          <w:rFonts w:asciiTheme="minorHAnsi" w:eastAsiaTheme="minorHAnsi" w:hAnsiTheme="minorHAnsi" w:cstheme="minorBidi"/>
+          <w:kern w:val="2"/>
+          <w:sz w:val="22"/>
+          <w:szCs w:val="22"/>
+          <w:lang w:eastAsia="en-US"/>
+          <w14:ligatures w14:val="standardContextual"/>
+        </w:rPr>
+        <w:t>Or control processing through program logic</w:t>
+      </w:r>
+    </w:p>
+    <w:p>
+      <w:pPr>
+        <w:spacing w:after="0"/>
+        <w:rPr>
+          <w:b/>
+          <w:bCs/>
+        </w:rPr>
+      </w:pPr>
+    </w:p>
+    <w:p>
+      <w:pPr>
+        <w:pStyle w:val="ListParagraph"/>
+        <w:numPr>
+          <w:ilvl w:val="0"/>
+          <w:numId w:val="6"/>
+        </w:numPr>
+        <w:spacing w:after="0"/>
+        <w:rPr>
+          <w:b/>
+          <w:bCs/>
+        </w:rPr>
+      </w:pPr>
+      <w:r>
+        <w:rPr>
+          <w:b/>
+          <w:bCs/>
+        </w:rPr>
+        <w:t>Difference between generation and version in GDG</w:t>
+      </w:r>
+    </w:p>
+    <w:p>
+      <w:pPr>
+        <w:pStyle w:val="NormalWeb"/>
+        <w:numPr>
+          <w:ilvl w:val="1"/>
+          <w:numId w:val="6"/>
+        </w:numPr>
+        <w:rPr>
+          <w:rFonts w:asciiTheme="minorHAnsi" w:eastAsiaTheme="minorHAnsi" w:hAnsiTheme="minorHAnsi" w:cstheme="minorBidi"/>
+          <w:kern w:val="2"/>
+          <w:sz w:val="22"/>
+          <w:szCs w:val="22"/>
+          <w:lang w:eastAsia="en-US"/>
+          <w14:ligatures w14:val="standardContextual"/>
+        </w:rPr>
+      </w:pPr>
+      <w:r>
+        <w:rPr>
+          <w:rFonts w:asciiTheme="minorHAnsi" w:eastAsiaTheme="minorHAnsi" w:hAnsiTheme="minorHAnsi" w:cstheme="minorBidi"/>
+          <w:b/>
+          <w:bCs/>
+          <w:kern w:val="2"/>
+          <w:sz w:val="22"/>
+          <w:szCs w:val="22"/>
+          <w:lang w:eastAsia="en-US"/>
+          <w14:ligatures w14:val="standardContextual"/>
+        </w:rPr>
+        <w:t>Generation</w:t>
+      </w:r>
+      <w:r>
+        <w:rPr>
+          <w:rFonts w:asciiTheme="minorHAnsi" w:eastAsiaTheme="minorHAnsi" w:hAnsiTheme="minorHAnsi" w:cstheme="minorBidi"/>
+          <w:kern w:val="2"/>
+          <w:sz w:val="22"/>
+          <w:szCs w:val="22"/>
+          <w:lang w:eastAsia="en-US"/>
+          <w14:ligatures w14:val="standardContextual"/>
+        </w:rPr>
+        <w:t xml:space="preserve"> is each new dataset created under a GDG base (G0001, G0002, etc.)</w:t>
+      </w:r>
+    </w:p>
+    <w:p>
+      <w:pPr>
+        <w:pStyle w:val="NormalWeb"/>
+        <w:numPr>
+          <w:ilvl w:val="1"/>
+          <w:numId w:val="6"/>
+        </w:numPr>
+        <w:rPr>
+          <w:rFonts w:asciiTheme="minorHAnsi" w:eastAsiaTheme="minorHAnsi" w:hAnsiTheme="minorHAnsi" w:cstheme="minorBidi"/>
+          <w:kern w:val="2"/>
+          <w:sz w:val="22"/>
+          <w:szCs w:val="22"/>
+          <w:lang w:eastAsia="en-US"/>
+          <w14:ligatures w14:val="standardContextual"/>
+        </w:rPr>
+      </w:pPr>
+      <w:r>
+        <w:rPr>
+          <w:rFonts w:asciiTheme="minorHAnsi" w:eastAsiaTheme="minorHAnsi" w:hAnsiTheme="minorHAnsi" w:cstheme="minorBidi"/>
+          <w:b/>
+          <w:bCs/>
+          <w:kern w:val="2"/>
+          <w:sz w:val="22"/>
+          <w:szCs w:val="22"/>
+          <w:lang w:eastAsia="en-US"/>
+          <w14:ligatures w14:val="standardContextual"/>
+        </w:rPr>
+        <w:t>Version</w:t>
+      </w:r>
+      <w:r>
+        <w:rPr>
+          <w:rFonts w:asciiTheme="minorHAnsi" w:eastAsiaTheme="minorHAnsi" w:hAnsiTheme="minorHAnsi" w:cstheme="minorBidi"/>
+          <w:kern w:val="2"/>
+          <w:sz w:val="22"/>
+          <w:szCs w:val="22"/>
+          <w:lang w:eastAsia="en-US"/>
+          <w14:ligatures w14:val="standardContextual"/>
+        </w:rPr>
+        <w:t xml:space="preserve"> indicates the </w:t>
+      </w:r>
+      <w:proofErr w:type="spellStart"/>
+      <w:r>
+        <w:rPr>
+          <w:rFonts w:asciiTheme="minorHAnsi" w:eastAsiaTheme="minorHAnsi" w:hAnsiTheme="minorHAnsi" w:cstheme="minorBidi"/>
+          <w:kern w:val="2"/>
+          <w:sz w:val="22"/>
+          <w:szCs w:val="22"/>
+          <w:lang w:eastAsia="en-US"/>
+          <w14:ligatures w14:val="standardContextual"/>
+        </w:rPr>
+        <w:t>recatalog</w:t>
+      </w:r>
+      <w:proofErr w:type="spellEnd"/>
+      <w:r>
+        <w:rPr>
+          <w:rFonts w:asciiTheme="minorHAnsi" w:eastAsiaTheme="minorHAnsi" w:hAnsiTheme="minorHAnsi" w:cstheme="minorBidi"/>
+          <w:kern w:val="2"/>
+          <w:sz w:val="22"/>
+          <w:szCs w:val="22"/>
+          <w:lang w:eastAsia="en-US"/>
+          <w14:ligatures w14:val="standardContextual"/>
+        </w:rPr>
+        <w:t xml:space="preserve"> count of the same generation (V00, V01, etc.)</w:t>
+      </w:r>
+    </w:p>
+    <w:p>
+      <w:pPr>
+        <w:pStyle w:val="NormalWeb"/>
+        <w:numPr>
+          <w:ilvl w:val="1"/>
+          <w:numId w:val="6"/>
+        </w:numPr>
+        <w:rPr>
+          <w:rFonts w:asciiTheme="minorHAnsi" w:eastAsiaTheme="minorHAnsi" w:hAnsiTheme="minorHAnsi" w:cstheme="minorBidi"/>
+          <w:kern w:val="2"/>
+          <w:sz w:val="22"/>
+          <w:szCs w:val="22"/>
+          <w:lang w:eastAsia="en-US"/>
+          <w14:ligatures w14:val="standardContextual"/>
+        </w:rPr>
+      </w:pPr>
+      <w:r>
+        <w:rPr>
+          <w:rFonts w:asciiTheme="minorHAnsi" w:eastAsiaTheme="minorHAnsi" w:hAnsiTheme="minorHAnsi" w:cstheme="minorBidi"/>
+          <w:kern w:val="2"/>
+          <w:sz w:val="22"/>
+          <w:szCs w:val="22"/>
+          <w:lang w:eastAsia="en-US"/>
+          <w14:ligatures w14:val="standardContextual"/>
+        </w:rPr>
+        <w:t>Generation increases normally using (+1)</w:t>
+      </w:r>
+    </w:p>
+    <w:p>
+      <w:pPr>
+        <w:pStyle w:val="NormalWeb"/>
+        <w:numPr>
+          <w:ilvl w:val="1"/>
+          <w:numId w:val="6"/>
+        </w:numPr>
+        <w:rPr>
+          <w:rFonts w:asciiTheme="minorHAnsi" w:eastAsiaTheme="minorHAnsi" w:hAnsiTheme="minorHAnsi" w:cstheme="minorBidi"/>
+          <w:kern w:val="2"/>
+          <w:sz w:val="22"/>
+          <w:szCs w:val="22"/>
+          <w:lang w:eastAsia="en-US"/>
+          <w14:ligatures w14:val="standardContextual"/>
+        </w:rPr>
+      </w:pPr>
+      <w:r>
+        <w:rPr>
+          <w:rFonts w:asciiTheme="minorHAnsi" w:eastAsiaTheme="minorHAnsi" w:hAnsiTheme="minorHAnsi" w:cstheme="minorBidi"/>
+          <w:kern w:val="2"/>
+          <w:sz w:val="22"/>
+          <w:szCs w:val="22"/>
+          <w:lang w:eastAsia="en-US"/>
+          <w14:ligatures w14:val="standardContextual"/>
+        </w:rPr>
+        <w:t xml:space="preserve">Version increases only when the same generation is </w:t>
+      </w:r>
+      <w:proofErr w:type="spellStart"/>
+      <w:r>
+        <w:rPr>
+          <w:rFonts w:asciiTheme="minorHAnsi" w:eastAsiaTheme="minorHAnsi" w:hAnsiTheme="minorHAnsi" w:cstheme="minorBidi"/>
+          <w:kern w:val="2"/>
+          <w:sz w:val="22"/>
+          <w:szCs w:val="22"/>
+          <w:lang w:eastAsia="en-US"/>
+          <w14:ligatures w14:val="standardContextual"/>
+        </w:rPr>
+        <w:t>uncataloged</w:t>
+      </w:r>
+      <w:proofErr w:type="spellEnd"/>
+      <w:r>
+        <w:rPr>
+          <w:rFonts w:asciiTheme="minorHAnsi" w:eastAsiaTheme="minorHAnsi" w:hAnsiTheme="minorHAnsi" w:cstheme="minorBidi"/>
+          <w:kern w:val="2"/>
+          <w:sz w:val="22"/>
+          <w:szCs w:val="22"/>
+          <w:lang w:eastAsia="en-US"/>
+          <w14:ligatures w14:val="standardContextual"/>
+        </w:rPr>
+        <w:t xml:space="preserve"> and </w:t>
+      </w:r>
+      <w:proofErr w:type="spellStart"/>
+      <w:r>
+        <w:rPr>
+          <w:rFonts w:asciiTheme="minorHAnsi" w:eastAsiaTheme="minorHAnsi" w:hAnsiTheme="minorHAnsi" w:cstheme="minorBidi"/>
+          <w:kern w:val="2"/>
+          <w:sz w:val="22"/>
+          <w:szCs w:val="22"/>
+          <w:lang w:eastAsia="en-US"/>
+          <w14:ligatures w14:val="standardContextual"/>
+        </w:rPr>
+        <w:t>recataloged</w:t>
+      </w:r>
+      <w:proofErr w:type="spellEnd"/>
+    </w:p>
+    <w:p>
+      <w:pPr>
+        <w:pStyle w:val="NormalWeb"/>
+        <w:rPr>
+          <w:rFonts w:asciiTheme="minorHAnsi" w:eastAsiaTheme="minorHAnsi" w:hAnsiTheme="minorHAnsi" w:cstheme="minorBidi"/>
+          <w:kern w:val="2"/>
+          <w:sz w:val="22"/>
+          <w:szCs w:val="22"/>
+          <w:lang w:eastAsia="en-US"/>
+          <w14:ligatures w14:val="standardContextual"/>
+        </w:rPr>
+      </w:pPr>
+    </w:p>
+    <w:p>
+      <w:pPr>
+        <w:pStyle w:val="ListParagraph"/>
+        <w:numPr>
+          <w:ilvl w:val="0"/>
+          <w:numId w:val="6"/>
+        </w:numPr>
+        <w:spacing w:after="0"/>
+        <w:rPr>
+          <w:b/>
+          <w:bCs/>
+        </w:rPr>
+      </w:pPr>
+      <w:r>
+        <w:rPr>
+          <w:b/>
+          <w:bCs/>
+        </w:rPr>
+        <w:t>In the JCL, proc1 is called in step 1. This proc1 calls further proc2 in step 2. In proc2, step 5 got abended. How to restart the step from the JCL?</w:t>
+      </w:r>
+    </w:p>
+    <w:p>
+      <w:pPr>
+        <w:pStyle w:val="ListParagraph"/>
+        <w:numPr>
+          <w:ilvl w:val="1"/>
+          <w:numId w:val="6"/>
+        </w:numPr>
+        <w:spacing w:after="0"/>
+      </w:pPr>
+      <w:r>
+        <w:t>//JOBNAME JOB ....,RESTART=STEP1.STEP</w:t>
+      </w:r>
+      <w:proofErr w:type="gramStart"/>
+      <w:r>
+        <w:t>2.STEP</w:t>
+      </w:r>
+      <w:proofErr w:type="gramEnd"/>
+      <w:r>
+        <w:t>5</w:t>
+      </w:r>
+    </w:p>
+    <w:p>
+      <w:pPr>
+        <w:pStyle w:val="ListParagraph"/>
+        <w:numPr>
+          <w:ilvl w:val="0"/>
+          <w:numId w:val="6"/>
+        </w:numPr>
+        <w:spacing w:after="0"/>
+      </w:pPr>
+      <w:r>
+        <w:t>A</w:t>
+      </w:r>
+    </w:p>
+    <w:p>
+      <w:pPr>
+        <w:pStyle w:val="ListParagraph"/>
+        <w:numPr>
+          <w:ilvl w:val="0"/>
+          <w:numId w:val="6"/>
+        </w:numPr>
+        <w:spacing w:after="0"/>
+      </w:pPr>
+      <w:r>
+        <w:t>A</w:t>
+      </w:r>
+    </w:p>
+    <w:p>
+      <w:pPr>
+        <w:pStyle w:val="ListParagraph"/>
+        <w:numPr>
+          <w:ilvl w:val="0"/>
+          <w:numId w:val="6"/>
+        </w:numPr>
+        <w:spacing w:after="0"/>
+      </w:pPr>
+    </w:p>
+    <w:p>
+      <w:pPr>
+        <w:tabs>
+          <w:tab w:val="left" w:pos="1252"/>
+        </w:tabs>
+      </w:pPr>
+      <w:r>
+        <w:tab/>
       </w:r>
     </w:p>
     <w:sectPr>
@@ -34,6 +3023,417 @@
 <file path=word/numbering.xml><?xml version="1.0" encoding="utf-8"?>
 <w:numbering xmlns:wpc="http://schemas.microsoft.com/office/word/2010/wordprocessingCanvas" xmlns:cx="http://schemas.microsoft.com/office/drawing/2014/chartex" xmlns:cx1="http://schemas.microsoft.com/office/drawing/2015/9/8/chartex" xmlns:cx2="http://schemas.microsoft.com/office/drawing/2015/10/21/chartex" xmlns:cx3="http://schemas.microsoft.com/office/drawing/2016/5/9/chartex" xmlns:cx4="http://schemas.microsoft.com/office/drawing/2016/5/10/chartex" xmlns:cx5="http://schemas.microsoft.com/office/drawing/2016/5/11/chartex" xmlns:cx6="http://schemas.microsoft.com/office/drawing/2016/5/12/chartex" xmlns:cx7="http://schemas.microsoft.com/office/drawing/2016/5/13/chartex" xmlns:cx8="http://schemas.microsoft.com/office/drawing/2016/5/14/chartex" xmlns:mc="http://schemas.openxmlformats.org/markup-compatibility/2006" xmlns:aink="http://schemas.microsoft.com/office/drawing/2016/ink" xmlns:am3d="http://schemas.microsoft.com/office/drawing/2017/model3d" xmlns:o="urn:schemas-microsoft-com:office:office" xmlns:oel="http://schemas.microsoft.com/office/2019/extlst" xmlns:r="http://schemas.openxmlformats.org/officeDocument/2006/relationships" xmlns:m="http://schemas.openxmlformats.org/officeDocument/2006/math" xmlns:v="urn:schemas-microsoft-com:vml" xmlns:wp14="http://schemas.microsoft.com/office/word/2010/wordprocessingDrawing" xmlns:wp="http://schemas.openxmlformats.org/drawingml/2006/wordprocessingDrawing" xmlns:w10="urn:schemas-microsoft-com:office:word" xmlns:w="http://schemas.openxmlformats.org/wordprocessingml/2006/main" xmlns:w14="http://schemas.microsoft.com/office/word/2010/wordml" xmlns:w15="http://schemas.microsoft.com/office/word/2012/wordml" xmlns:w16cex="http://schemas.microsoft.com/office/word/2018/wordml/cex" xmlns:w16cid="http://schemas.microsoft.com/office/word/2016/wordml/cid" xmlns:w16="http://schemas.microsoft.com/office/word/2018/wordml" xmlns:w16du="http://schemas.microsoft.com/office/word/2023/wordml/word16du" xmlns:w16sdtdh="http://schemas.microsoft.com/office/word/2020/wordml/sdtdatahash" xmlns:w16sdtfl="http://schemas.microsoft.com/office/word/2024/wordml/sdtformatlock" xmlns:w16se="http://schemas.microsoft.com/office/word/2015/wordml/symex" xmlns:wpg="http://schemas.microsoft.com/office/word/2010/wordprocessingGroup" xmlns:wpi="http://schemas.microsoft.com/office/word/2010/wordprocessingInk" xmlns:wne="http://schemas.microsoft.com/office/word/2006/wordml" xmlns:wps="http://schemas.microsoft.com/office/word/2010/wordprocessingShape" mc:Ignorable="w14 w15 w16se w16cid w16 w16cex w16sdtdh w16sdtfl w16du wp14">
   <w:abstractNum w:abstractNumId="0" w15:restartNumberingAfterBreak="0">
+    <w:nsid w:val="04BC4CC7"/>
+    <w:multiLevelType w:val="multilevel"/>
+    <w:tmpl w:val="5F70BAF4"/>
+    <w:lvl w:ilvl="0">
+      <w:start w:val="1"/>
+      <w:numFmt w:val="bullet"/>
+      <w:lvlText w:val=""/>
+      <w:lvlJc w:val="left"/>
+      <w:pPr>
+        <w:tabs>
+          <w:tab w:val="num" w:pos="720"/>
+        </w:tabs>
+        <w:ind w:left="720" w:hanging="360"/>
+      </w:pPr>
+      <w:rPr>
+        <w:rFonts w:ascii="Symbol" w:hAnsi="Symbol" w:hint="default"/>
+        <w:sz w:val="20"/>
+      </w:rPr>
+    </w:lvl>
+    <w:lvl w:ilvl="1" w:tentative="1">
+      <w:start w:val="1"/>
+      <w:numFmt w:val="bullet"/>
+      <w:lvlText w:val="o"/>
+      <w:lvlJc w:val="left"/>
+      <w:pPr>
+        <w:tabs>
+          <w:tab w:val="num" w:pos="1440"/>
+        </w:tabs>
+        <w:ind w:left="1440" w:hanging="360"/>
+      </w:pPr>
+      <w:rPr>
+        <w:rFonts w:ascii="Courier New" w:hAnsi="Courier New" w:hint="default"/>
+        <w:sz w:val="20"/>
+      </w:rPr>
+    </w:lvl>
+    <w:lvl w:ilvl="2" w:tentative="1">
+      <w:start w:val="1"/>
+      <w:numFmt w:val="bullet"/>
+      <w:lvlText w:val=""/>
+      <w:lvlJc w:val="left"/>
+      <w:pPr>
+        <w:tabs>
+          <w:tab w:val="num" w:pos="2160"/>
+        </w:tabs>
+        <w:ind w:left="2160" w:hanging="360"/>
+      </w:pPr>
+      <w:rPr>
+        <w:rFonts w:ascii="Wingdings" w:hAnsi="Wingdings" w:hint="default"/>
+        <w:sz w:val="20"/>
+      </w:rPr>
+    </w:lvl>
+    <w:lvl w:ilvl="3" w:tentative="1">
+      <w:start w:val="1"/>
+      <w:numFmt w:val="bullet"/>
+      <w:lvlText w:val=""/>
+      <w:lvlJc w:val="left"/>
+      <w:pPr>
+        <w:tabs>
+          <w:tab w:val="num" w:pos="2880"/>
+        </w:tabs>
+        <w:ind w:left="2880" w:hanging="360"/>
+      </w:pPr>
+      <w:rPr>
+        <w:rFonts w:ascii="Wingdings" w:hAnsi="Wingdings" w:hint="default"/>
+        <w:sz w:val="20"/>
+      </w:rPr>
+    </w:lvl>
+    <w:lvl w:ilvl="4" w:tentative="1">
+      <w:start w:val="1"/>
+      <w:numFmt w:val="bullet"/>
+      <w:lvlText w:val=""/>
+      <w:lvlJc w:val="left"/>
+      <w:pPr>
+        <w:tabs>
+          <w:tab w:val="num" w:pos="3600"/>
+        </w:tabs>
+        <w:ind w:left="3600" w:hanging="360"/>
+      </w:pPr>
+      <w:rPr>
+        <w:rFonts w:ascii="Wingdings" w:hAnsi="Wingdings" w:hint="default"/>
+        <w:sz w:val="20"/>
+      </w:rPr>
+    </w:lvl>
+    <w:lvl w:ilvl="5" w:tentative="1">
+      <w:start w:val="1"/>
+      <w:numFmt w:val="bullet"/>
+      <w:lvlText w:val=""/>
+      <w:lvlJc w:val="left"/>
+      <w:pPr>
+        <w:tabs>
+          <w:tab w:val="num" w:pos="4320"/>
+        </w:tabs>
+        <w:ind w:left="4320" w:hanging="360"/>
+      </w:pPr>
+      <w:rPr>
+        <w:rFonts w:ascii="Wingdings" w:hAnsi="Wingdings" w:hint="default"/>
+        <w:sz w:val="20"/>
+      </w:rPr>
+    </w:lvl>
+    <w:lvl w:ilvl="6" w:tentative="1">
+      <w:start w:val="1"/>
+      <w:numFmt w:val="bullet"/>
+      <w:lvlText w:val=""/>
+      <w:lvlJc w:val="left"/>
+      <w:pPr>
+        <w:tabs>
+          <w:tab w:val="num" w:pos="5040"/>
+        </w:tabs>
+        <w:ind w:left="5040" w:hanging="360"/>
+      </w:pPr>
+      <w:rPr>
+        <w:rFonts w:ascii="Wingdings" w:hAnsi="Wingdings" w:hint="default"/>
+        <w:sz w:val="20"/>
+      </w:rPr>
+    </w:lvl>
+    <w:lvl w:ilvl="7" w:tentative="1">
+      <w:start w:val="1"/>
+      <w:numFmt w:val="bullet"/>
+      <w:lvlText w:val=""/>
+      <w:lvlJc w:val="left"/>
+      <w:pPr>
+        <w:tabs>
+          <w:tab w:val="num" w:pos="5760"/>
+        </w:tabs>
+        <w:ind w:left="5760" w:hanging="360"/>
+      </w:pPr>
+      <w:rPr>
+        <w:rFonts w:ascii="Wingdings" w:hAnsi="Wingdings" w:hint="default"/>
+        <w:sz w:val="20"/>
+      </w:rPr>
+    </w:lvl>
+    <w:lvl w:ilvl="8" w:tentative="1">
+      <w:start w:val="1"/>
+      <w:numFmt w:val="bullet"/>
+      <w:lvlText w:val=""/>
+      <w:lvlJc w:val="left"/>
+      <w:pPr>
+        <w:tabs>
+          <w:tab w:val="num" w:pos="6480"/>
+        </w:tabs>
+        <w:ind w:left="6480" w:hanging="360"/>
+      </w:pPr>
+      <w:rPr>
+        <w:rFonts w:ascii="Wingdings" w:hAnsi="Wingdings" w:hint="default"/>
+        <w:sz w:val="20"/>
+      </w:rPr>
+    </w:lvl>
+  </w:abstractNum>
+  <w:abstractNum w:abstractNumId="1" w15:restartNumberingAfterBreak="0">
+    <w:nsid w:val="23263019"/>
+    <w:multiLevelType w:val="multilevel"/>
+    <w:tmpl w:val="E5F8EE5A"/>
+    <w:lvl w:ilvl="0">
+      <w:start w:val="1"/>
+      <w:numFmt w:val="decimal"/>
+      <w:lvlText w:val="%1."/>
+      <w:lvlJc w:val="left"/>
+      <w:pPr>
+        <w:tabs>
+          <w:tab w:val="num" w:pos="720"/>
+        </w:tabs>
+        <w:ind w:left="720" w:hanging="360"/>
+      </w:pPr>
+    </w:lvl>
+    <w:lvl w:ilvl="1" w:tentative="1">
+      <w:start w:val="1"/>
+      <w:numFmt w:val="decimal"/>
+      <w:lvlText w:val="%2."/>
+      <w:lvlJc w:val="left"/>
+      <w:pPr>
+        <w:tabs>
+          <w:tab w:val="num" w:pos="1440"/>
+        </w:tabs>
+        <w:ind w:left="1440" w:hanging="360"/>
+      </w:pPr>
+    </w:lvl>
+    <w:lvl w:ilvl="2" w:tentative="1">
+      <w:start w:val="1"/>
+      <w:numFmt w:val="decimal"/>
+      <w:lvlText w:val="%3."/>
+      <w:lvlJc w:val="left"/>
+      <w:pPr>
+        <w:tabs>
+          <w:tab w:val="num" w:pos="2160"/>
+        </w:tabs>
+        <w:ind w:left="2160" w:hanging="360"/>
+      </w:pPr>
+    </w:lvl>
+    <w:lvl w:ilvl="3" w:tentative="1">
+      <w:start w:val="1"/>
+      <w:numFmt w:val="decimal"/>
+      <w:lvlText w:val="%4."/>
+      <w:lvlJc w:val="left"/>
+      <w:pPr>
+        <w:tabs>
+          <w:tab w:val="num" w:pos="2880"/>
+        </w:tabs>
+        <w:ind w:left="2880" w:hanging="360"/>
+      </w:pPr>
+    </w:lvl>
+    <w:lvl w:ilvl="4" w:tentative="1">
+      <w:start w:val="1"/>
+      <w:numFmt w:val="decimal"/>
+      <w:lvlText w:val="%5."/>
+      <w:lvlJc w:val="left"/>
+      <w:pPr>
+        <w:tabs>
+          <w:tab w:val="num" w:pos="3600"/>
+        </w:tabs>
+        <w:ind w:left="3600" w:hanging="360"/>
+      </w:pPr>
+    </w:lvl>
+    <w:lvl w:ilvl="5" w:tentative="1">
+      <w:start w:val="1"/>
+      <w:numFmt w:val="decimal"/>
+      <w:lvlText w:val="%6."/>
+      <w:lvlJc w:val="left"/>
+      <w:pPr>
+        <w:tabs>
+          <w:tab w:val="num" w:pos="4320"/>
+        </w:tabs>
+        <w:ind w:left="4320" w:hanging="360"/>
+      </w:pPr>
+    </w:lvl>
+    <w:lvl w:ilvl="6" w:tentative="1">
+      <w:start w:val="1"/>
+      <w:numFmt w:val="decimal"/>
+      <w:lvlText w:val="%7."/>
+      <w:lvlJc w:val="left"/>
+      <w:pPr>
+        <w:tabs>
+          <w:tab w:val="num" w:pos="5040"/>
+        </w:tabs>
+        <w:ind w:left="5040" w:hanging="360"/>
+      </w:pPr>
+    </w:lvl>
+    <w:lvl w:ilvl="7" w:tentative="1">
+      <w:start w:val="1"/>
+      <w:numFmt w:val="decimal"/>
+      <w:lvlText w:val="%8."/>
+      <w:lvlJc w:val="left"/>
+      <w:pPr>
+        <w:tabs>
+          <w:tab w:val="num" w:pos="5760"/>
+        </w:tabs>
+        <w:ind w:left="5760" w:hanging="360"/>
+      </w:pPr>
+    </w:lvl>
+    <w:lvl w:ilvl="8" w:tentative="1">
+      <w:start w:val="1"/>
+      <w:numFmt w:val="decimal"/>
+      <w:lvlText w:val="%9."/>
+      <w:lvlJc w:val="left"/>
+      <w:pPr>
+        <w:tabs>
+          <w:tab w:val="num" w:pos="6480"/>
+        </w:tabs>
+        <w:ind w:left="6480" w:hanging="360"/>
+      </w:pPr>
+    </w:lvl>
+  </w:abstractNum>
+  <w:abstractNum w:abstractNumId="2" w15:restartNumberingAfterBreak="0">
+    <w:nsid w:val="3E6B4FD5"/>
+    <w:multiLevelType w:val="multilevel"/>
+    <w:tmpl w:val="EA8CC3A0"/>
+    <w:lvl w:ilvl="0">
+      <w:start w:val="1"/>
+      <w:numFmt w:val="bullet"/>
+      <w:lvlText w:val=""/>
+      <w:lvlJc w:val="left"/>
+      <w:pPr>
+        <w:tabs>
+          <w:tab w:val="num" w:pos="720"/>
+        </w:tabs>
+        <w:ind w:left="720" w:hanging="360"/>
+      </w:pPr>
+      <w:rPr>
+        <w:rFonts w:ascii="Symbol" w:hAnsi="Symbol" w:hint="default"/>
+        <w:sz w:val="20"/>
+      </w:rPr>
+    </w:lvl>
+    <w:lvl w:ilvl="1" w:tentative="1">
+      <w:start w:val="1"/>
+      <w:numFmt w:val="bullet"/>
+      <w:lvlText w:val="o"/>
+      <w:lvlJc w:val="left"/>
+      <w:pPr>
+        <w:tabs>
+          <w:tab w:val="num" w:pos="1440"/>
+        </w:tabs>
+        <w:ind w:left="1440" w:hanging="360"/>
+      </w:pPr>
+      <w:rPr>
+        <w:rFonts w:ascii="Courier New" w:hAnsi="Courier New" w:hint="default"/>
+        <w:sz w:val="20"/>
+      </w:rPr>
+    </w:lvl>
+    <w:lvl w:ilvl="2" w:tentative="1">
+      <w:start w:val="1"/>
+      <w:numFmt w:val="bullet"/>
+      <w:lvlText w:val=""/>
+      <w:lvlJc w:val="left"/>
+      <w:pPr>
+        <w:tabs>
+          <w:tab w:val="num" w:pos="2160"/>
+        </w:tabs>
+        <w:ind w:left="2160" w:hanging="360"/>
+      </w:pPr>
+      <w:rPr>
+        <w:rFonts w:ascii="Wingdings" w:hAnsi="Wingdings" w:hint="default"/>
+        <w:sz w:val="20"/>
+      </w:rPr>
+    </w:lvl>
+    <w:lvl w:ilvl="3" w:tentative="1">
+      <w:start w:val="1"/>
+      <w:numFmt w:val="bullet"/>
+      <w:lvlText w:val=""/>
+      <w:lvlJc w:val="left"/>
+      <w:pPr>
+        <w:tabs>
+          <w:tab w:val="num" w:pos="2880"/>
+        </w:tabs>
+        <w:ind w:left="2880" w:hanging="360"/>
+      </w:pPr>
+      <w:rPr>
+        <w:rFonts w:ascii="Wingdings" w:hAnsi="Wingdings" w:hint="default"/>
+        <w:sz w:val="20"/>
+      </w:rPr>
+    </w:lvl>
+    <w:lvl w:ilvl="4" w:tentative="1">
+      <w:start w:val="1"/>
+      <w:numFmt w:val="bullet"/>
+      <w:lvlText w:val=""/>
+      <w:lvlJc w:val="left"/>
+      <w:pPr>
+        <w:tabs>
+          <w:tab w:val="num" w:pos="3600"/>
+        </w:tabs>
+        <w:ind w:left="3600" w:hanging="360"/>
+      </w:pPr>
+      <w:rPr>
+        <w:rFonts w:ascii="Wingdings" w:hAnsi="Wingdings" w:hint="default"/>
+        <w:sz w:val="20"/>
+      </w:rPr>
+    </w:lvl>
+    <w:lvl w:ilvl="5" w:tentative="1">
+      <w:start w:val="1"/>
+      <w:numFmt w:val="bullet"/>
+      <w:lvlText w:val=""/>
+      <w:lvlJc w:val="left"/>
+      <w:pPr>
+        <w:tabs>
+          <w:tab w:val="num" w:pos="4320"/>
+        </w:tabs>
+        <w:ind w:left="4320" w:hanging="360"/>
+      </w:pPr>
+      <w:rPr>
+        <w:rFonts w:ascii="Wingdings" w:hAnsi="Wingdings" w:hint="default"/>
+        <w:sz w:val="20"/>
+      </w:rPr>
+    </w:lvl>
+    <w:lvl w:ilvl="6" w:tentative="1">
+      <w:start w:val="1"/>
+      <w:numFmt w:val="bullet"/>
+      <w:lvlText w:val=""/>
+      <w:lvlJc w:val="left"/>
+      <w:pPr>
+        <w:tabs>
+          <w:tab w:val="num" w:pos="5040"/>
+        </w:tabs>
+        <w:ind w:left="5040" w:hanging="360"/>
+      </w:pPr>
+      <w:rPr>
+        <w:rFonts w:ascii="Wingdings" w:hAnsi="Wingdings" w:hint="default"/>
+        <w:sz w:val="20"/>
+      </w:rPr>
+    </w:lvl>
+    <w:lvl w:ilvl="7" w:tentative="1">
+      <w:start w:val="1"/>
+      <w:numFmt w:val="bullet"/>
+      <w:lvlText w:val=""/>
+      <w:lvlJc w:val="left"/>
+      <w:pPr>
+        <w:tabs>
+          <w:tab w:val="num" w:pos="5760"/>
+        </w:tabs>
+        <w:ind w:left="5760" w:hanging="360"/>
+      </w:pPr>
+      <w:rPr>
+        <w:rFonts w:ascii="Wingdings" w:hAnsi="Wingdings" w:hint="default"/>
+        <w:sz w:val="20"/>
+      </w:rPr>
+    </w:lvl>
+    <w:lvl w:ilvl="8" w:tentative="1">
+      <w:start w:val="1"/>
+      <w:numFmt w:val="bullet"/>
+      <w:lvlText w:val=""/>
+      <w:lvlJc w:val="left"/>
+      <w:pPr>
+        <w:tabs>
+          <w:tab w:val="num" w:pos="6480"/>
+        </w:tabs>
+        <w:ind w:left="6480" w:hanging="360"/>
+      </w:pPr>
+      <w:rPr>
+        <w:rFonts w:ascii="Wingdings" w:hAnsi="Wingdings" w:hint="default"/>
+        <w:sz w:val="20"/>
+      </w:rPr>
+    </w:lvl>
+  </w:abstractNum>
+  <w:abstractNum w:abstractNumId="3" w15:restartNumberingAfterBreak="0">
     <w:nsid w:val="541D167E"/>
     <w:multiLevelType w:val="hybridMultilevel"/>
     <w:tmpl w:val="30AEC96A"/>
@@ -73,13 +3473,388 @@
         <w:rFonts w:ascii="Wingdings" w:hAnsi="Wingdings" w:hint="default"/>
       </w:rPr>
     </w:lvl>
+    <w:lvl w:ilvl="3" w:tplc="40090001">
+      <w:start w:val="1"/>
+      <w:numFmt w:val="bullet"/>
+      <w:lvlText w:val=""/>
+      <w:lvlJc w:val="left"/>
+      <w:pPr>
+        <w:ind w:left="2880" w:hanging="360"/>
+      </w:pPr>
+      <w:rPr>
+        <w:rFonts w:ascii="Symbol" w:hAnsi="Symbol" w:hint="default"/>
+      </w:rPr>
+    </w:lvl>
+    <w:lvl w:ilvl="4" w:tplc="40090003" w:tentative="1">
+      <w:start w:val="1"/>
+      <w:numFmt w:val="bullet"/>
+      <w:lvlText w:val="o"/>
+      <w:lvlJc w:val="left"/>
+      <w:pPr>
+        <w:ind w:left="3600" w:hanging="360"/>
+      </w:pPr>
+      <w:rPr>
+        <w:rFonts w:ascii="Courier New" w:hAnsi="Courier New" w:cs="Courier New" w:hint="default"/>
+      </w:rPr>
+    </w:lvl>
+    <w:lvl w:ilvl="5" w:tplc="40090005" w:tentative="1">
+      <w:start w:val="1"/>
+      <w:numFmt w:val="bullet"/>
+      <w:lvlText w:val=""/>
+      <w:lvlJc w:val="left"/>
+      <w:pPr>
+        <w:ind w:left="4320" w:hanging="360"/>
+      </w:pPr>
+      <w:rPr>
+        <w:rFonts w:ascii="Wingdings" w:hAnsi="Wingdings" w:hint="default"/>
+      </w:rPr>
+    </w:lvl>
+    <w:lvl w:ilvl="6" w:tplc="40090001" w:tentative="1">
+      <w:start w:val="1"/>
+      <w:numFmt w:val="bullet"/>
+      <w:lvlText w:val=""/>
+      <w:lvlJc w:val="left"/>
+      <w:pPr>
+        <w:ind w:left="5040" w:hanging="360"/>
+      </w:pPr>
+      <w:rPr>
+        <w:rFonts w:ascii="Symbol" w:hAnsi="Symbol" w:hint="default"/>
+      </w:rPr>
+    </w:lvl>
+    <w:lvl w:ilvl="7" w:tplc="40090003" w:tentative="1">
+      <w:start w:val="1"/>
+      <w:numFmt w:val="bullet"/>
+      <w:lvlText w:val="o"/>
+      <w:lvlJc w:val="left"/>
+      <w:pPr>
+        <w:ind w:left="5760" w:hanging="360"/>
+      </w:pPr>
+      <w:rPr>
+        <w:rFonts w:ascii="Courier New" w:hAnsi="Courier New" w:cs="Courier New" w:hint="default"/>
+      </w:rPr>
+    </w:lvl>
+    <w:lvl w:ilvl="8" w:tplc="40090005" w:tentative="1">
+      <w:start w:val="1"/>
+      <w:numFmt w:val="bullet"/>
+      <w:lvlText w:val=""/>
+      <w:lvlJc w:val="left"/>
+      <w:pPr>
+        <w:ind w:left="6480" w:hanging="360"/>
+      </w:pPr>
+      <w:rPr>
+        <w:rFonts w:ascii="Wingdings" w:hAnsi="Wingdings" w:hint="default"/>
+      </w:rPr>
+    </w:lvl>
+  </w:abstractNum>
+  <w:abstractNum w:abstractNumId="4" w15:restartNumberingAfterBreak="0">
+    <w:nsid w:val="6B5D182E"/>
+    <w:multiLevelType w:val="multilevel"/>
+    <w:tmpl w:val="C2B8AEF2"/>
+    <w:lvl w:ilvl="0">
+      <w:start w:val="1"/>
+      <w:numFmt w:val="bullet"/>
+      <w:lvlText w:val=""/>
+      <w:lvlJc w:val="left"/>
+      <w:pPr>
+        <w:tabs>
+          <w:tab w:val="num" w:pos="720"/>
+        </w:tabs>
+        <w:ind w:left="720" w:hanging="360"/>
+      </w:pPr>
+      <w:rPr>
+        <w:rFonts w:ascii="Symbol" w:hAnsi="Symbol" w:hint="default"/>
+        <w:sz w:val="20"/>
+      </w:rPr>
+    </w:lvl>
+    <w:lvl w:ilvl="1" w:tentative="1">
+      <w:start w:val="1"/>
+      <w:numFmt w:val="bullet"/>
+      <w:lvlText w:val="o"/>
+      <w:lvlJc w:val="left"/>
+      <w:pPr>
+        <w:tabs>
+          <w:tab w:val="num" w:pos="1440"/>
+        </w:tabs>
+        <w:ind w:left="1440" w:hanging="360"/>
+      </w:pPr>
+      <w:rPr>
+        <w:rFonts w:ascii="Courier New" w:hAnsi="Courier New" w:hint="default"/>
+        <w:sz w:val="20"/>
+      </w:rPr>
+    </w:lvl>
+    <w:lvl w:ilvl="2" w:tentative="1">
+      <w:start w:val="1"/>
+      <w:numFmt w:val="bullet"/>
+      <w:lvlText w:val=""/>
+      <w:lvlJc w:val="left"/>
+      <w:pPr>
+        <w:tabs>
+          <w:tab w:val="num" w:pos="2160"/>
+        </w:tabs>
+        <w:ind w:left="2160" w:hanging="360"/>
+      </w:pPr>
+      <w:rPr>
+        <w:rFonts w:ascii="Wingdings" w:hAnsi="Wingdings" w:hint="default"/>
+        <w:sz w:val="20"/>
+      </w:rPr>
+    </w:lvl>
+    <w:lvl w:ilvl="3" w:tentative="1">
+      <w:start w:val="1"/>
+      <w:numFmt w:val="bullet"/>
+      <w:lvlText w:val=""/>
+      <w:lvlJc w:val="left"/>
+      <w:pPr>
+        <w:tabs>
+          <w:tab w:val="num" w:pos="2880"/>
+        </w:tabs>
+        <w:ind w:left="2880" w:hanging="360"/>
+      </w:pPr>
+      <w:rPr>
+        <w:rFonts w:ascii="Wingdings" w:hAnsi="Wingdings" w:hint="default"/>
+        <w:sz w:val="20"/>
+      </w:rPr>
+    </w:lvl>
+    <w:lvl w:ilvl="4" w:tentative="1">
+      <w:start w:val="1"/>
+      <w:numFmt w:val="bullet"/>
+      <w:lvlText w:val=""/>
+      <w:lvlJc w:val="left"/>
+      <w:pPr>
+        <w:tabs>
+          <w:tab w:val="num" w:pos="3600"/>
+        </w:tabs>
+        <w:ind w:left="3600" w:hanging="360"/>
+      </w:pPr>
+      <w:rPr>
+        <w:rFonts w:ascii="Wingdings" w:hAnsi="Wingdings" w:hint="default"/>
+        <w:sz w:val="20"/>
+      </w:rPr>
+    </w:lvl>
+    <w:lvl w:ilvl="5" w:tentative="1">
+      <w:start w:val="1"/>
+      <w:numFmt w:val="bullet"/>
+      <w:lvlText w:val=""/>
+      <w:lvlJc w:val="left"/>
+      <w:pPr>
+        <w:tabs>
+          <w:tab w:val="num" w:pos="4320"/>
+        </w:tabs>
+        <w:ind w:left="4320" w:hanging="360"/>
+      </w:pPr>
+      <w:rPr>
+        <w:rFonts w:ascii="Wingdings" w:hAnsi="Wingdings" w:hint="default"/>
+        <w:sz w:val="20"/>
+      </w:rPr>
+    </w:lvl>
+    <w:lvl w:ilvl="6" w:tentative="1">
+      <w:start w:val="1"/>
+      <w:numFmt w:val="bullet"/>
+      <w:lvlText w:val=""/>
+      <w:lvlJc w:val="left"/>
+      <w:pPr>
+        <w:tabs>
+          <w:tab w:val="num" w:pos="5040"/>
+        </w:tabs>
+        <w:ind w:left="5040" w:hanging="360"/>
+      </w:pPr>
+      <w:rPr>
+        <w:rFonts w:ascii="Wingdings" w:hAnsi="Wingdings" w:hint="default"/>
+        <w:sz w:val="20"/>
+      </w:rPr>
+    </w:lvl>
+    <w:lvl w:ilvl="7" w:tentative="1">
+      <w:start w:val="1"/>
+      <w:numFmt w:val="bullet"/>
+      <w:lvlText w:val=""/>
+      <w:lvlJc w:val="left"/>
+      <w:pPr>
+        <w:tabs>
+          <w:tab w:val="num" w:pos="5760"/>
+        </w:tabs>
+        <w:ind w:left="5760" w:hanging="360"/>
+      </w:pPr>
+      <w:rPr>
+        <w:rFonts w:ascii="Wingdings" w:hAnsi="Wingdings" w:hint="default"/>
+        <w:sz w:val="20"/>
+      </w:rPr>
+    </w:lvl>
+    <w:lvl w:ilvl="8" w:tentative="1">
+      <w:start w:val="1"/>
+      <w:numFmt w:val="bullet"/>
+      <w:lvlText w:val=""/>
+      <w:lvlJc w:val="left"/>
+      <w:pPr>
+        <w:tabs>
+          <w:tab w:val="num" w:pos="6480"/>
+        </w:tabs>
+        <w:ind w:left="6480" w:hanging="360"/>
+      </w:pPr>
+      <w:rPr>
+        <w:rFonts w:ascii="Wingdings" w:hAnsi="Wingdings" w:hint="default"/>
+        <w:sz w:val="20"/>
+      </w:rPr>
+    </w:lvl>
+  </w:abstractNum>
+  <w:abstractNum w:abstractNumId="5" w15:restartNumberingAfterBreak="0">
+    <w:nsid w:val="6D4D60DD"/>
+    <w:multiLevelType w:val="hybridMultilevel"/>
+    <w:tmpl w:val="9996A71A"/>
+    <w:lvl w:ilvl="0" w:tplc="4009000B">
+      <w:start w:val="1"/>
+      <w:numFmt w:val="bullet"/>
+      <w:lvlText w:val=""/>
+      <w:lvlJc w:val="left"/>
+      <w:pPr>
+        <w:ind w:left="720" w:hanging="360"/>
+      </w:pPr>
+      <w:rPr>
+        <w:rFonts w:ascii="Wingdings" w:hAnsi="Wingdings" w:hint="default"/>
+      </w:rPr>
+    </w:lvl>
+    <w:lvl w:ilvl="1" w:tplc="40090003">
+      <w:start w:val="1"/>
+      <w:numFmt w:val="bullet"/>
+      <w:lvlText w:val="o"/>
+      <w:lvlJc w:val="left"/>
+      <w:pPr>
+        <w:ind w:left="1440" w:hanging="360"/>
+      </w:pPr>
+      <w:rPr>
+        <w:rFonts w:ascii="Courier New" w:hAnsi="Courier New" w:cs="Courier New" w:hint="default"/>
+      </w:rPr>
+    </w:lvl>
+    <w:lvl w:ilvl="2" w:tplc="40090005">
+      <w:start w:val="1"/>
+      <w:numFmt w:val="bullet"/>
+      <w:lvlText w:val=""/>
+      <w:lvlJc w:val="left"/>
+      <w:pPr>
+        <w:ind w:left="2160" w:hanging="360"/>
+      </w:pPr>
+      <w:rPr>
+        <w:rFonts w:ascii="Wingdings" w:hAnsi="Wingdings" w:hint="default"/>
+      </w:rPr>
+    </w:lvl>
+    <w:lvl w:ilvl="3" w:tplc="40090001">
+      <w:start w:val="1"/>
+      <w:numFmt w:val="bullet"/>
+      <w:lvlText w:val=""/>
+      <w:lvlJc w:val="left"/>
+      <w:pPr>
+        <w:ind w:left="2880" w:hanging="360"/>
+      </w:pPr>
+      <w:rPr>
+        <w:rFonts w:ascii="Symbol" w:hAnsi="Symbol" w:hint="default"/>
+      </w:rPr>
+    </w:lvl>
+    <w:lvl w:ilvl="4" w:tplc="40090003" w:tentative="1">
+      <w:start w:val="1"/>
+      <w:numFmt w:val="bullet"/>
+      <w:lvlText w:val="o"/>
+      <w:lvlJc w:val="left"/>
+      <w:pPr>
+        <w:ind w:left="3600" w:hanging="360"/>
+      </w:pPr>
+      <w:rPr>
+        <w:rFonts w:ascii="Courier New" w:hAnsi="Courier New" w:cs="Courier New" w:hint="default"/>
+      </w:rPr>
+    </w:lvl>
+    <w:lvl w:ilvl="5" w:tplc="40090005" w:tentative="1">
+      <w:start w:val="1"/>
+      <w:numFmt w:val="bullet"/>
+      <w:lvlText w:val=""/>
+      <w:lvlJc w:val="left"/>
+      <w:pPr>
+        <w:ind w:left="4320" w:hanging="360"/>
+      </w:pPr>
+      <w:rPr>
+        <w:rFonts w:ascii="Wingdings" w:hAnsi="Wingdings" w:hint="default"/>
+      </w:rPr>
+    </w:lvl>
+    <w:lvl w:ilvl="6" w:tplc="40090001" w:tentative="1">
+      <w:start w:val="1"/>
+      <w:numFmt w:val="bullet"/>
+      <w:lvlText w:val=""/>
+      <w:lvlJc w:val="left"/>
+      <w:pPr>
+        <w:ind w:left="5040" w:hanging="360"/>
+      </w:pPr>
+      <w:rPr>
+        <w:rFonts w:ascii="Symbol" w:hAnsi="Symbol" w:hint="default"/>
+      </w:rPr>
+    </w:lvl>
+    <w:lvl w:ilvl="7" w:tplc="40090003" w:tentative="1">
+      <w:start w:val="1"/>
+      <w:numFmt w:val="bullet"/>
+      <w:lvlText w:val="o"/>
+      <w:lvlJc w:val="left"/>
+      <w:pPr>
+        <w:ind w:left="5760" w:hanging="360"/>
+      </w:pPr>
+      <w:rPr>
+        <w:rFonts w:ascii="Courier New" w:hAnsi="Courier New" w:cs="Courier New" w:hint="default"/>
+      </w:rPr>
+    </w:lvl>
+    <w:lvl w:ilvl="8" w:tplc="40090005" w:tentative="1">
+      <w:start w:val="1"/>
+      <w:numFmt w:val="bullet"/>
+      <w:lvlText w:val=""/>
+      <w:lvlJc w:val="left"/>
+      <w:pPr>
+        <w:ind w:left="6480" w:hanging="360"/>
+      </w:pPr>
+      <w:rPr>
+        <w:rFonts w:ascii="Wingdings" w:hAnsi="Wingdings" w:hint="default"/>
+      </w:rPr>
+    </w:lvl>
+  </w:abstractNum>
+  <w:abstractNum w:abstractNumId="6" w15:restartNumberingAfterBreak="0">
+    <w:nsid w:val="75B16337"/>
+    <w:multiLevelType w:val="hybridMultilevel"/>
+    <w:tmpl w:val="F7D07B8C"/>
+    <w:lvl w:ilvl="0" w:tplc="4009000B">
+      <w:start w:val="1"/>
+      <w:numFmt w:val="bullet"/>
+      <w:lvlText w:val=""/>
+      <w:lvlJc w:val="left"/>
+      <w:pPr>
+        <w:ind w:left="1440" w:hanging="360"/>
+      </w:pPr>
+      <w:rPr>
+        <w:rFonts w:ascii="Wingdings" w:hAnsi="Wingdings" w:hint="default"/>
+      </w:rPr>
+    </w:lvl>
+    <w:lvl w:ilvl="1" w:tplc="40090003" w:tentative="1">
+      <w:start w:val="1"/>
+      <w:numFmt w:val="bullet"/>
+      <w:lvlText w:val="o"/>
+      <w:lvlJc w:val="left"/>
+      <w:pPr>
+        <w:ind w:left="2160" w:hanging="360"/>
+      </w:pPr>
+      <w:rPr>
+        <w:rFonts w:ascii="Courier New" w:hAnsi="Courier New" w:cs="Courier New" w:hint="default"/>
+      </w:rPr>
+    </w:lvl>
+    <w:lvl w:ilvl="2" w:tplc="40090005" w:tentative="1">
+      <w:start w:val="1"/>
+      <w:numFmt w:val="bullet"/>
+      <w:lvlText w:val=""/>
+      <w:lvlJc w:val="left"/>
+      <w:pPr>
+        <w:ind w:left="2880" w:hanging="360"/>
+      </w:pPr>
+      <w:rPr>
+        <w:rFonts w:ascii="Wingdings" w:hAnsi="Wingdings" w:hint="default"/>
+      </w:rPr>
+    </w:lvl>
     <w:lvl w:ilvl="3" w:tplc="40090001" w:tentative="1">
       <w:start w:val="1"/>
       <w:numFmt w:val="bullet"/>
       <w:lvlText w:val=""/>
       <w:lvlJc w:val="left"/>
       <w:pPr>
-        <w:ind w:left="2880" w:hanging="360"/>
+        <w:ind w:left="3600" w:hanging="360"/>
       </w:pPr>
       <w:rPr>
         <w:rFonts w:ascii="Symbol" w:hAnsi="Symbol" w:hint="default"/>
@@ -91,7 +3866,7 @@
       <w:lvlText w:val="o"/>
       <w:lvlJc w:val="left"/>
       <w:pPr>
-        <w:ind w:left="3600" w:hanging="360"/>
+        <w:ind w:left="4320" w:hanging="360"/>
       </w:pPr>
       <w:rPr>
         <w:rFonts w:ascii="Courier New" w:hAnsi="Courier New" w:cs="Courier New" w:hint="default"/>
@@ -103,7 +3878,7 @@
       <w:lvlText w:val=""/>
       <w:lvlJc w:val="left"/>
       <w:pPr>
-        <w:ind w:left="4320" w:hanging="360"/>
+        <w:ind w:left="5040" w:hanging="360"/>
       </w:pPr>
       <w:rPr>
         <w:rFonts w:ascii="Wingdings" w:hAnsi="Wingdings" w:hint="default"/>
@@ -115,7 +3890,7 @@
       <w:lvlText w:val=""/>
       <w:lvlJc w:val="left"/>
       <w:pPr>
-        <w:ind w:left="5040" w:hanging="360"/>
+        <w:ind w:left="5760" w:hanging="360"/>
       </w:pPr>
       <w:rPr>
         <w:rFonts w:ascii="Symbol" w:hAnsi="Symbol" w:hint="default"/>
@@ -127,7 +3902,7 @@
       <w:lvlText w:val="o"/>
       <w:lvlJc w:val="left"/>
       <w:pPr>
-        <w:ind w:left="5760" w:hanging="360"/>
+        <w:ind w:left="6480" w:hanging="360"/>
       </w:pPr>
       <w:rPr>
         <w:rFonts w:ascii="Courier New" w:hAnsi="Courier New" w:cs="Courier New" w:hint="default"/>
@@ -139,7 +3914,7 @@
       <w:lvlText w:val=""/>
       <w:lvlJc w:val="left"/>
       <w:pPr>
-        <w:ind w:left="6480" w:hanging="360"/>
+        <w:ind w:left="7200" w:hanging="360"/>
       </w:pPr>
       <w:rPr>
         <w:rFonts w:ascii="Wingdings" w:hAnsi="Wingdings" w:hint="default"/>
@@ -147,7 +3922,25 @@
     </w:lvl>
   </w:abstractNum>
   <w:num w:numId="1" w16cid:durableId="1312446361">
+    <w:abstractNumId w:val="3"/>
+  </w:num>
+  <w:num w:numId="2" w16cid:durableId="1403328590">
     <w:abstractNumId w:val="0"/>
+  </w:num>
+  <w:num w:numId="3" w16cid:durableId="1016425687">
+    <w:abstractNumId w:val="2"/>
+  </w:num>
+  <w:num w:numId="4" w16cid:durableId="10686945">
+    <w:abstractNumId w:val="4"/>
+  </w:num>
+  <w:num w:numId="5" w16cid:durableId="455218476">
+    <w:abstractNumId w:val="6"/>
+  </w:num>
+  <w:num w:numId="6" w16cid:durableId="887381531">
+    <w:abstractNumId w:val="5"/>
+  </w:num>
+  <w:num w:numId="7" w16cid:durableId="1304702906">
+    <w:abstractNumId w:val="1"/>
   </w:num>
 </w:numbering>
 </file>
@@ -1089,6 +4882,35 @@
       </w:tblBorders>
     </w:tblPr>
   </w:style>
+  <w:style w:type="paragraph" w:styleId="NormalWeb">
+    <w:name w:val="Normal (Web)"/>
+    <w:basedOn w:val="Normal"/>
+    <w:uiPriority w:val="99"/>
+    <w:unhideWhenUsed/>
+    <w:rsid w:val="00BA57B2"/>
+    <w:pPr>
+      <w:spacing w:before="100" w:beforeAutospacing="1" w:after="100" w:afterAutospacing="1" w:line="240" w:lineRule="auto"/>
+    </w:pPr>
+    <w:rPr>
+      <w:rFonts w:ascii="Times New Roman" w:eastAsia="Times New Roman" w:hAnsi="Times New Roman" w:cs="Times New Roman"/>
+      <w:kern w:val="0"/>
+      <w:sz w:val="24"/>
+      <w:szCs w:val="24"/>
+      <w:lang w:eastAsia="en-IN"/>
+      <w14:ligatures w14:val="none"/>
+    </w:rPr>
+  </w:style>
+  <w:style w:type="character" w:styleId="Strong">
+    <w:name w:val="Strong"/>
+    <w:basedOn w:val="DefaultParagraphFont"/>
+    <w:uiPriority w:val="22"/>
+    <w:qFormat/>
+    <w:rsid w:val="00BA57B2"/>
+    <w:rPr>
+      <w:b/>
+      <w:bCs/>
+    </w:rPr>
+  </w:style>
 </w:styles>
 </file>
 
